--- a/resources/marking-rubrics/project-marking-rubric.docx
+++ b/resources/marking-rubrics/project-marking-rubric.docx
@@ -369,33 +369,69 @@
                 <w:sz w:val="16"/>
                 <w:szCs w:val="16"/>
               </w:rPr>
-              <w:t>Perfectly structured Vite React project in the specified directory. Successfully deployed to Vercel with proper configuration.</w:t>
-            </w:r>
-          </w:p>
-          <w:p>
-            <w:pPr>
-              <w:rPr>
-                <w:rFonts w:cstheme="minorHAnsi"/>
-                <w:sz w:val="16"/>
-                <w:szCs w:val="16"/>
-              </w:rPr>
-            </w:pPr>
-          </w:p>
-          <w:p>
-            <w:pPr>
-              <w:rPr>
-                <w:rFonts w:cstheme="minorHAnsi"/>
-                <w:sz w:val="16"/>
-                <w:szCs w:val="16"/>
-              </w:rPr>
-            </w:pPr>
-            <w:r>
-              <w:rPr>
-                <w:rFonts w:cstheme="minorHAnsi"/>
-                <w:sz w:val="16"/>
-                <w:szCs w:val="16"/>
-              </w:rPr>
-              <w:t xml:space="preserve">Excellent implementation of React Query/TanStack Query and Fetch API for data retrieval from The Movie DB API. </w:t>
+              <w:t xml:space="preserve">Perfectly structured Vite React project in the specified directory. Successfully deployed to </w:t>
+            </w:r>
+            <w:proofErr w:type="spellStart"/>
+            <w:r>
+              <w:rPr>
+                <w:rFonts w:cstheme="minorHAnsi"/>
+                <w:sz w:val="16"/>
+                <w:szCs w:val="16"/>
+              </w:rPr>
+              <w:t>Vercel</w:t>
+            </w:r>
+            <w:proofErr w:type="spellEnd"/>
+            <w:r>
+              <w:rPr>
+                <w:rFonts w:cstheme="minorHAnsi"/>
+                <w:sz w:val="16"/>
+                <w:szCs w:val="16"/>
+              </w:rPr>
+              <w:t xml:space="preserve"> with proper configuration.</w:t>
+            </w:r>
+          </w:p>
+          <w:p>
+            <w:pPr>
+              <w:rPr>
+                <w:rFonts w:cstheme="minorHAnsi"/>
+                <w:sz w:val="16"/>
+                <w:szCs w:val="16"/>
+              </w:rPr>
+            </w:pPr>
+          </w:p>
+          <w:p>
+            <w:pPr>
+              <w:rPr>
+                <w:rFonts w:cstheme="minorHAnsi"/>
+                <w:sz w:val="16"/>
+                <w:szCs w:val="16"/>
+              </w:rPr>
+            </w:pPr>
+            <w:r>
+              <w:rPr>
+                <w:rFonts w:cstheme="minorHAnsi"/>
+                <w:sz w:val="16"/>
+                <w:szCs w:val="16"/>
+              </w:rPr>
+              <w:t>Excellent implementation of React Query/</w:t>
+            </w:r>
+            <w:proofErr w:type="spellStart"/>
+            <w:r>
+              <w:rPr>
+                <w:rFonts w:cstheme="minorHAnsi"/>
+                <w:sz w:val="16"/>
+                <w:szCs w:val="16"/>
+              </w:rPr>
+              <w:t>TanStack</w:t>
+            </w:r>
+            <w:proofErr w:type="spellEnd"/>
+            <w:r>
+              <w:rPr>
+                <w:rFonts w:cstheme="minorHAnsi"/>
+                <w:sz w:val="16"/>
+                <w:szCs w:val="16"/>
+              </w:rPr>
+              <w:t xml:space="preserve"> Query and Fetch API for data retrieval from The Movie DB API. </w:t>
             </w:r>
           </w:p>
           <w:p>
@@ -423,7 +459,25 @@
                 <w:sz w:val="16"/>
                 <w:szCs w:val="16"/>
               </w:rPr>
-              <w:t>Perfect implementation of navigation bar using Tailwind CSS, Shadcn UI, and React Router with all specified movie type options (Trending, Top Rated, Action, Animation, Comedy). Default selection is properly set to Trending.</w:t>
+              <w:t xml:space="preserve">Perfect implementation of navigation bar using Tailwind CSS, </w:t>
+            </w:r>
+            <w:proofErr w:type="spellStart"/>
+            <w:r>
+              <w:rPr>
+                <w:rFonts w:cstheme="minorHAnsi"/>
+                <w:sz w:val="16"/>
+                <w:szCs w:val="16"/>
+              </w:rPr>
+              <w:t>Shadcn</w:t>
+            </w:r>
+            <w:proofErr w:type="spellEnd"/>
+            <w:r>
+              <w:rPr>
+                <w:rFonts w:cstheme="minorHAnsi"/>
+                <w:sz w:val="16"/>
+                <w:szCs w:val="16"/>
+              </w:rPr>
+              <w:t xml:space="preserve"> UI, and React Router with all specified movie type options (Trending, Top Rated, Action, Animation, Comedy). Default selection is properly set to Trending.</w:t>
             </w:r>
           </w:p>
           <w:p>
@@ -451,7 +505,25 @@
                 <w:sz w:val="16"/>
                 <w:szCs w:val="16"/>
               </w:rPr>
-              <w:t>Flawless display of title, overview, poster path, and release date for the first 10 movies in each category. Perfect card styling using Tailwind CSS and Shadcn UI. Exactly five movies per row in a responsive layout.</w:t>
+              <w:t xml:space="preserve">Flawless display of title, overview, poster path, and release date for the first 10 movies in each category. Perfect card styling using Tailwind CSS and </w:t>
+            </w:r>
+            <w:proofErr w:type="spellStart"/>
+            <w:r>
+              <w:rPr>
+                <w:rFonts w:cstheme="minorHAnsi"/>
+                <w:sz w:val="16"/>
+                <w:szCs w:val="16"/>
+              </w:rPr>
+              <w:t>Shadcn</w:t>
+            </w:r>
+            <w:proofErr w:type="spellEnd"/>
+            <w:r>
+              <w:rPr>
+                <w:rFonts w:cstheme="minorHAnsi"/>
+                <w:sz w:val="16"/>
+                <w:szCs w:val="16"/>
+              </w:rPr>
+              <w:t xml:space="preserve"> UI. Exactly five movies per row in a responsive layout.</w:t>
             </w:r>
           </w:p>
           <w:p>
@@ -511,75 +583,95 @@
                 <w:sz w:val="16"/>
                 <w:szCs w:val="16"/>
               </w:rPr>
-              <w:t>Well-structured Vite React project in the specified directory. Successfully deployed to Vercel with minor configuration issues</w:t>
-            </w:r>
-          </w:p>
-          <w:p>
-            <w:pPr>
-              <w:rPr>
-                <w:rFonts w:cstheme="minorHAnsi"/>
-                <w:sz w:val="16"/>
-                <w:szCs w:val="16"/>
-              </w:rPr>
-            </w:pPr>
-          </w:p>
-          <w:p>
-            <w:pPr>
-              <w:rPr>
-                <w:rFonts w:cstheme="minorHAnsi"/>
-                <w:sz w:val="16"/>
-                <w:szCs w:val="16"/>
-              </w:rPr>
-            </w:pPr>
-            <w:r>
-              <w:rPr>
-                <w:rFonts w:cstheme="minorHAnsi"/>
-                <w:sz w:val="16"/>
-                <w:szCs w:val="16"/>
-              </w:rPr>
-              <w:t xml:space="preserve">Good </w:t>
-            </w:r>
-            <w:r>
-              <w:rPr>
-                <w:rFonts w:cstheme="minorHAnsi"/>
-                <w:sz w:val="16"/>
-                <w:szCs w:val="16"/>
-              </w:rPr>
-              <w:t xml:space="preserve">implementation of React Query/TanStack Query and Fetch API with proper data retrieval. </w:t>
-            </w:r>
-          </w:p>
-          <w:p>
-            <w:pPr>
-              <w:rPr>
-                <w:rFonts w:cstheme="minorHAnsi"/>
-                <w:sz w:val="16"/>
-                <w:szCs w:val="16"/>
-              </w:rPr>
-            </w:pPr>
-          </w:p>
-          <w:p>
-            <w:pPr>
-              <w:rPr>
-                <w:rFonts w:cstheme="minorHAnsi"/>
-                <w:sz w:val="16"/>
-                <w:szCs w:val="16"/>
-              </w:rPr>
-            </w:pPr>
-            <w:r>
-              <w:rPr>
-                <w:rFonts w:cstheme="minorHAnsi"/>
-                <w:sz w:val="16"/>
-                <w:szCs w:val="16"/>
-              </w:rPr>
-              <w:t>Good</w:t>
-            </w:r>
-            <w:r>
-              <w:rPr>
-                <w:rFonts w:cstheme="minorHAnsi"/>
-                <w:sz w:val="16"/>
-                <w:szCs w:val="16"/>
-              </w:rPr>
-              <w:t xml:space="preserve"> implementation of navigation bar with all specified movie type options. Default selection works correctly.</w:t>
+              <w:t xml:space="preserve">Well-structured Vite React project in the specified directory. Successfully deployed to </w:t>
+            </w:r>
+            <w:proofErr w:type="spellStart"/>
+            <w:r>
+              <w:rPr>
+                <w:rFonts w:cstheme="minorHAnsi"/>
+                <w:sz w:val="16"/>
+                <w:szCs w:val="16"/>
+              </w:rPr>
+              <w:t>Vercel</w:t>
+            </w:r>
+            <w:proofErr w:type="spellEnd"/>
+            <w:r>
+              <w:rPr>
+                <w:rFonts w:cstheme="minorHAnsi"/>
+                <w:sz w:val="16"/>
+                <w:szCs w:val="16"/>
+              </w:rPr>
+              <w:t xml:space="preserve"> with minor configuration issues</w:t>
+            </w:r>
+          </w:p>
+          <w:p>
+            <w:pPr>
+              <w:rPr>
+                <w:rFonts w:cstheme="minorHAnsi"/>
+                <w:sz w:val="16"/>
+                <w:szCs w:val="16"/>
+              </w:rPr>
+            </w:pPr>
+          </w:p>
+          <w:p>
+            <w:pPr>
+              <w:rPr>
+                <w:rFonts w:cstheme="minorHAnsi"/>
+                <w:sz w:val="16"/>
+                <w:szCs w:val="16"/>
+              </w:rPr>
+            </w:pPr>
+            <w:r>
+              <w:rPr>
+                <w:rFonts w:cstheme="minorHAnsi"/>
+                <w:sz w:val="16"/>
+                <w:szCs w:val="16"/>
+              </w:rPr>
+              <w:t>Good implementation of React Query/</w:t>
+            </w:r>
+            <w:proofErr w:type="spellStart"/>
+            <w:r>
+              <w:rPr>
+                <w:rFonts w:cstheme="minorHAnsi"/>
+                <w:sz w:val="16"/>
+                <w:szCs w:val="16"/>
+              </w:rPr>
+              <w:t>TanStack</w:t>
+            </w:r>
+            <w:proofErr w:type="spellEnd"/>
+            <w:r>
+              <w:rPr>
+                <w:rFonts w:cstheme="minorHAnsi"/>
+                <w:sz w:val="16"/>
+                <w:szCs w:val="16"/>
+              </w:rPr>
+              <w:t xml:space="preserve"> Query and Fetch API with proper data retrieval. </w:t>
+            </w:r>
+          </w:p>
+          <w:p>
+            <w:pPr>
+              <w:rPr>
+                <w:rFonts w:cstheme="minorHAnsi"/>
+                <w:sz w:val="16"/>
+                <w:szCs w:val="16"/>
+              </w:rPr>
+            </w:pPr>
+          </w:p>
+          <w:p>
+            <w:pPr>
+              <w:rPr>
+                <w:rFonts w:cstheme="minorHAnsi"/>
+                <w:sz w:val="16"/>
+                <w:szCs w:val="16"/>
+              </w:rPr>
+            </w:pPr>
+            <w:r>
+              <w:rPr>
+                <w:rFonts w:cstheme="minorHAnsi"/>
+                <w:sz w:val="16"/>
+                <w:szCs w:val="16"/>
+              </w:rPr>
+              <w:t>Good implementation of navigation bar with all specified movie type options. Default selection works correctly.</w:t>
             </w:r>
           </w:p>
           <w:p>
@@ -662,7 +754,69 @@
                 <w:sz w:val="16"/>
                 <w:szCs w:val="16"/>
               </w:rPr>
-              <w:t>Basic Vite React project in the specified directory. Deployed to Vercel with some significant issues</w:t>
+              <w:t xml:space="preserve">Basic Vite React project in the specified directory. Deployed to </w:t>
+            </w:r>
+            <w:proofErr w:type="spellStart"/>
+            <w:r>
+              <w:rPr>
+                <w:rFonts w:cstheme="minorHAnsi"/>
+                <w:sz w:val="16"/>
+                <w:szCs w:val="16"/>
+              </w:rPr>
+              <w:t>Vercel</w:t>
+            </w:r>
+            <w:proofErr w:type="spellEnd"/>
+            <w:r>
+              <w:rPr>
+                <w:rFonts w:cstheme="minorHAnsi"/>
+                <w:sz w:val="16"/>
+                <w:szCs w:val="16"/>
+              </w:rPr>
+              <w:t xml:space="preserve"> with some significant issues. </w:t>
+            </w:r>
+          </w:p>
+          <w:p>
+            <w:pPr>
+              <w:rPr>
+                <w:rFonts w:cstheme="minorHAnsi"/>
+                <w:sz w:val="16"/>
+                <w:szCs w:val="16"/>
+              </w:rPr>
+            </w:pPr>
+          </w:p>
+          <w:p>
+            <w:pPr>
+              <w:rPr>
+                <w:rFonts w:cstheme="minorHAnsi"/>
+                <w:sz w:val="16"/>
+                <w:szCs w:val="16"/>
+              </w:rPr>
+            </w:pPr>
+            <w:r>
+              <w:rPr>
+                <w:rFonts w:cstheme="minorHAnsi"/>
+                <w:sz w:val="16"/>
+                <w:szCs w:val="16"/>
+              </w:rPr>
+              <w:t>Basic implementation of React Query/</w:t>
+            </w:r>
+            <w:proofErr w:type="spellStart"/>
+            <w:r>
+              <w:rPr>
+                <w:rFonts w:cstheme="minorHAnsi"/>
+                <w:sz w:val="16"/>
+                <w:szCs w:val="16"/>
+              </w:rPr>
+              <w:t>TanStack</w:t>
+            </w:r>
+            <w:proofErr w:type="spellEnd"/>
+            <w:r>
+              <w:rPr>
+                <w:rFonts w:cstheme="minorHAnsi"/>
+                <w:sz w:val="16"/>
+                <w:szCs w:val="16"/>
+              </w:rPr>
+              <w:t xml:space="preserve"> Query and Fetch API with functional data retrieval</w:t>
             </w:r>
             <w:r>
               <w:rPr>
@@ -672,89 +826,31 @@
               </w:rPr>
               <w:t>.</w:t>
             </w:r>
-            <w:r>
-              <w:rPr>
-                <w:rFonts w:cstheme="minorHAnsi"/>
-                <w:sz w:val="16"/>
-                <w:szCs w:val="16"/>
-              </w:rPr>
-              <w:t xml:space="preserve"> </w:t>
-            </w:r>
-          </w:p>
-          <w:p>
-            <w:pPr>
-              <w:rPr>
-                <w:rFonts w:cstheme="minorHAnsi"/>
-                <w:sz w:val="16"/>
-                <w:szCs w:val="16"/>
-              </w:rPr>
-            </w:pPr>
-          </w:p>
-          <w:p>
-            <w:pPr>
-              <w:rPr>
-                <w:rFonts w:cstheme="minorHAnsi"/>
-                <w:sz w:val="16"/>
-                <w:szCs w:val="16"/>
-              </w:rPr>
-            </w:pPr>
-            <w:r>
-              <w:rPr>
-                <w:rFonts w:cstheme="minorHAnsi"/>
-                <w:sz w:val="16"/>
-                <w:szCs w:val="16"/>
-              </w:rPr>
-              <w:t>Basic implementation of React Query/TanStack Query and Fetch API with functional data retrieval</w:t>
-            </w:r>
-            <w:r>
-              <w:rPr>
-                <w:rFonts w:cstheme="minorHAnsi"/>
-                <w:sz w:val="16"/>
-                <w:szCs w:val="16"/>
-              </w:rPr>
-              <w:t>.</w:t>
-            </w:r>
-          </w:p>
-          <w:p>
-            <w:pPr>
-              <w:rPr>
-                <w:rFonts w:cstheme="minorHAnsi"/>
-                <w:sz w:val="16"/>
-                <w:szCs w:val="16"/>
-              </w:rPr>
-            </w:pPr>
-          </w:p>
-          <w:p>
-            <w:pPr>
-              <w:rPr>
-                <w:rFonts w:cstheme="minorHAnsi"/>
-                <w:sz w:val="16"/>
-                <w:szCs w:val="16"/>
-              </w:rPr>
-            </w:pPr>
-            <w:r>
-              <w:rPr>
-                <w:rFonts w:cstheme="minorHAnsi"/>
-                <w:sz w:val="16"/>
-                <w:szCs w:val="16"/>
-              </w:rPr>
-              <w:t>Basic</w:t>
-            </w:r>
-            <w:r>
-              <w:rPr>
-                <w:rFonts w:cstheme="minorHAnsi"/>
-                <w:sz w:val="16"/>
-                <w:szCs w:val="16"/>
-              </w:rPr>
-              <w:t xml:space="preserve"> navigation bar that includes all options but with styling or functional issues</w:t>
-            </w:r>
-            <w:r>
-              <w:rPr>
-                <w:rFonts w:cstheme="minorHAnsi"/>
-                <w:sz w:val="16"/>
-                <w:szCs w:val="16"/>
-              </w:rPr>
-              <w:t>.</w:t>
+          </w:p>
+          <w:p>
+            <w:pPr>
+              <w:rPr>
+                <w:rFonts w:cstheme="minorHAnsi"/>
+                <w:sz w:val="16"/>
+                <w:szCs w:val="16"/>
+              </w:rPr>
+            </w:pPr>
+          </w:p>
+          <w:p>
+            <w:pPr>
+              <w:rPr>
+                <w:rFonts w:cstheme="minorHAnsi"/>
+                <w:sz w:val="16"/>
+                <w:szCs w:val="16"/>
+              </w:rPr>
+            </w:pPr>
+            <w:r>
+              <w:rPr>
+                <w:rFonts w:cstheme="minorHAnsi"/>
+                <w:sz w:val="16"/>
+                <w:szCs w:val="16"/>
+              </w:rPr>
+              <w:t>Basic navigation bar that includes all options but with styling or functional issues.</w:t>
             </w:r>
           </w:p>
           <w:p>
@@ -945,33 +1041,69 @@
                 <w:sz w:val="16"/>
                 <w:szCs w:val="16"/>
               </w:rPr>
-              <w:t>Poorly structured or incomplete Vite React project. Deployment to Vercel unsuccessful or with major issues.</w:t>
-            </w:r>
-          </w:p>
-          <w:p>
-            <w:pPr>
-              <w:rPr>
-                <w:rFonts w:cstheme="minorHAnsi"/>
-                <w:sz w:val="16"/>
-                <w:szCs w:val="16"/>
-              </w:rPr>
-            </w:pPr>
-          </w:p>
-          <w:p>
-            <w:pPr>
-              <w:rPr>
-                <w:rFonts w:cstheme="minorHAnsi"/>
-                <w:sz w:val="16"/>
-                <w:szCs w:val="16"/>
-              </w:rPr>
-            </w:pPr>
-            <w:r>
-              <w:rPr>
-                <w:rFonts w:cstheme="minorHAnsi"/>
-                <w:sz w:val="16"/>
-                <w:szCs w:val="16"/>
-              </w:rPr>
-              <w:t>Poor or incomplete implementation of React Query/TanStack Query and Fetch API. Data retrieval is unreliable or broken.</w:t>
+              <w:t xml:space="preserve">Poorly structured or incomplete Vite React project. Deployment to </w:t>
+            </w:r>
+            <w:proofErr w:type="spellStart"/>
+            <w:r>
+              <w:rPr>
+                <w:rFonts w:cstheme="minorHAnsi"/>
+                <w:sz w:val="16"/>
+                <w:szCs w:val="16"/>
+              </w:rPr>
+              <w:t>Vercel</w:t>
+            </w:r>
+            <w:proofErr w:type="spellEnd"/>
+            <w:r>
+              <w:rPr>
+                <w:rFonts w:cstheme="minorHAnsi"/>
+                <w:sz w:val="16"/>
+                <w:szCs w:val="16"/>
+              </w:rPr>
+              <w:t xml:space="preserve"> unsuccessful or with major issues.</w:t>
+            </w:r>
+          </w:p>
+          <w:p>
+            <w:pPr>
+              <w:rPr>
+                <w:rFonts w:cstheme="minorHAnsi"/>
+                <w:sz w:val="16"/>
+                <w:szCs w:val="16"/>
+              </w:rPr>
+            </w:pPr>
+          </w:p>
+          <w:p>
+            <w:pPr>
+              <w:rPr>
+                <w:rFonts w:cstheme="minorHAnsi"/>
+                <w:sz w:val="16"/>
+                <w:szCs w:val="16"/>
+              </w:rPr>
+            </w:pPr>
+            <w:r>
+              <w:rPr>
+                <w:rFonts w:cstheme="minorHAnsi"/>
+                <w:sz w:val="16"/>
+                <w:szCs w:val="16"/>
+              </w:rPr>
+              <w:t>Poor or incomplete implementation of React Query/</w:t>
+            </w:r>
+            <w:proofErr w:type="spellStart"/>
+            <w:r>
+              <w:rPr>
+                <w:rFonts w:cstheme="minorHAnsi"/>
+                <w:sz w:val="16"/>
+                <w:szCs w:val="16"/>
+              </w:rPr>
+              <w:t>TanStack</w:t>
+            </w:r>
+            <w:proofErr w:type="spellEnd"/>
+            <w:r>
+              <w:rPr>
+                <w:rFonts w:cstheme="minorHAnsi"/>
+                <w:sz w:val="16"/>
+                <w:szCs w:val="16"/>
+              </w:rPr>
+              <w:t xml:space="preserve"> Query and Fetch API. Data retrieval is unreliable or broken.</w:t>
             </w:r>
           </w:p>
           <w:p>
@@ -1230,35 +1362,71 @@
                 <w:sz w:val="16"/>
                 <w:szCs w:val="16"/>
               </w:rPr>
-              <w:t>Perfectly structured Vite React project in the specified directory. Successfully deployed to Vercel with proper configuration.</w:t>
-            </w:r>
-          </w:p>
-          <w:p>
-            <w:pPr>
-              <w:pStyle w:val="NoSpacing"/>
-              <w:rPr>
-                <w:rFonts w:cstheme="minorHAnsi"/>
-                <w:sz w:val="16"/>
-                <w:szCs w:val="16"/>
-              </w:rPr>
-            </w:pPr>
-          </w:p>
-          <w:p>
-            <w:pPr>
-              <w:pStyle w:val="NoSpacing"/>
-              <w:rPr>
-                <w:rFonts w:cstheme="minorHAnsi"/>
-                <w:sz w:val="16"/>
-                <w:szCs w:val="16"/>
-              </w:rPr>
-            </w:pPr>
-            <w:r>
-              <w:rPr>
-                <w:rFonts w:cstheme="minorHAnsi"/>
-                <w:sz w:val="16"/>
-                <w:szCs w:val="16"/>
-              </w:rPr>
-              <w:t xml:space="preserve">Excellent implementation of React Query/TanStack Query and Fetch API for data retrieval from the Hacker News API. </w:t>
+              <w:t xml:space="preserve">Perfectly structured Vite React project in the specified directory. Successfully deployed to </w:t>
+            </w:r>
+            <w:proofErr w:type="spellStart"/>
+            <w:r>
+              <w:rPr>
+                <w:rFonts w:cstheme="minorHAnsi"/>
+                <w:sz w:val="16"/>
+                <w:szCs w:val="16"/>
+              </w:rPr>
+              <w:t>Vercel</w:t>
+            </w:r>
+            <w:proofErr w:type="spellEnd"/>
+            <w:r>
+              <w:rPr>
+                <w:rFonts w:cstheme="minorHAnsi"/>
+                <w:sz w:val="16"/>
+                <w:szCs w:val="16"/>
+              </w:rPr>
+              <w:t xml:space="preserve"> with proper configuration.</w:t>
+            </w:r>
+          </w:p>
+          <w:p>
+            <w:pPr>
+              <w:pStyle w:val="NoSpacing"/>
+              <w:rPr>
+                <w:rFonts w:cstheme="minorHAnsi"/>
+                <w:sz w:val="16"/>
+                <w:szCs w:val="16"/>
+              </w:rPr>
+            </w:pPr>
+          </w:p>
+          <w:p>
+            <w:pPr>
+              <w:pStyle w:val="NoSpacing"/>
+              <w:rPr>
+                <w:rFonts w:cstheme="minorHAnsi"/>
+                <w:sz w:val="16"/>
+                <w:szCs w:val="16"/>
+              </w:rPr>
+            </w:pPr>
+            <w:r>
+              <w:rPr>
+                <w:rFonts w:cstheme="minorHAnsi"/>
+                <w:sz w:val="16"/>
+                <w:szCs w:val="16"/>
+              </w:rPr>
+              <w:t>Excellent implementation of React Query/</w:t>
+            </w:r>
+            <w:proofErr w:type="spellStart"/>
+            <w:r>
+              <w:rPr>
+                <w:rFonts w:cstheme="minorHAnsi"/>
+                <w:sz w:val="16"/>
+                <w:szCs w:val="16"/>
+              </w:rPr>
+              <w:t>TanStack</w:t>
+            </w:r>
+            <w:proofErr w:type="spellEnd"/>
+            <w:r>
+              <w:rPr>
+                <w:rFonts w:cstheme="minorHAnsi"/>
+                <w:sz w:val="16"/>
+                <w:szCs w:val="16"/>
+              </w:rPr>
+              <w:t xml:space="preserve"> Query and Fetch API for data retrieval from the Hacker News API. </w:t>
             </w:r>
           </w:p>
           <w:p>
@@ -1288,7 +1456,25 @@
                 <w:sz w:val="16"/>
                 <w:szCs w:val="16"/>
               </w:rPr>
-              <w:t>Perfect implementation of navigation bar using Tailwind CSS, Shadcn UI, and React Router with all specified story options (Ask Stories, Best Stories, Job Stories, New Stories, Show Stories, Top Stories, Leaders). Default selection properly set to Ask Stories.</w:t>
+              <w:t xml:space="preserve">Perfect implementation of navigation bar using Tailwind CSS, </w:t>
+            </w:r>
+            <w:proofErr w:type="spellStart"/>
+            <w:r>
+              <w:rPr>
+                <w:rFonts w:cstheme="minorHAnsi"/>
+                <w:sz w:val="16"/>
+                <w:szCs w:val="16"/>
+              </w:rPr>
+              <w:t>Shadcn</w:t>
+            </w:r>
+            <w:proofErr w:type="spellEnd"/>
+            <w:r>
+              <w:rPr>
+                <w:rFonts w:cstheme="minorHAnsi"/>
+                <w:sz w:val="16"/>
+                <w:szCs w:val="16"/>
+              </w:rPr>
+              <w:t xml:space="preserve"> UI, and React Router with all specified story options (Ask Stories, Best Stories, Job Stories, New Stories, Show Stories, Top Stories, Leaders). Default selection properly set to Ask Stories.</w:t>
             </w:r>
           </w:p>
           <w:p>
@@ -1318,7 +1504,25 @@
                 <w:sz w:val="16"/>
                 <w:szCs w:val="16"/>
               </w:rPr>
-              <w:t>Flawless display of titles for the first 25 stories in each category. Perfect card styling using Tailwind CSS and Shadcn UI. Exactly five stories per row in a responsive layout.</w:t>
+              <w:t xml:space="preserve">Flawless display of titles for the first 25 stories in each category. Perfect card styling using Tailwind CSS and </w:t>
+            </w:r>
+            <w:proofErr w:type="spellStart"/>
+            <w:r>
+              <w:rPr>
+                <w:rFonts w:cstheme="minorHAnsi"/>
+                <w:sz w:val="16"/>
+                <w:szCs w:val="16"/>
+              </w:rPr>
+              <w:t>Shadcn</w:t>
+            </w:r>
+            <w:proofErr w:type="spellEnd"/>
+            <w:r>
+              <w:rPr>
+                <w:rFonts w:cstheme="minorHAnsi"/>
+                <w:sz w:val="16"/>
+                <w:szCs w:val="16"/>
+              </w:rPr>
+              <w:t xml:space="preserve"> UI. Exactly five stories per row in a responsive layout.</w:t>
             </w:r>
           </w:p>
           <w:p>
@@ -1430,41 +1634,69 @@
                 <w:sz w:val="16"/>
                 <w:szCs w:val="16"/>
               </w:rPr>
-              <w:t>Well-structured Vite React project in the specified directory. Successfully deployed to Vercel with minor configuration issues</w:t>
-            </w:r>
-            <w:r>
-              <w:rPr>
-                <w:rFonts w:cstheme="minorHAnsi"/>
-                <w:sz w:val="16"/>
-                <w:szCs w:val="16"/>
-              </w:rPr>
-              <w:t>.</w:t>
-            </w:r>
-          </w:p>
-          <w:p>
-            <w:pPr>
-              <w:rPr>
-                <w:rFonts w:cstheme="minorHAnsi"/>
-                <w:sz w:val="16"/>
-                <w:szCs w:val="16"/>
-              </w:rPr>
-            </w:pPr>
-          </w:p>
-          <w:p>
-            <w:pPr>
-              <w:rPr>
-                <w:rFonts w:cstheme="minorHAnsi"/>
-                <w:sz w:val="16"/>
-                <w:szCs w:val="16"/>
-              </w:rPr>
-            </w:pPr>
-            <w:r>
-              <w:rPr>
-                <w:rFonts w:cstheme="minorHAnsi"/>
-                <w:sz w:val="16"/>
-                <w:szCs w:val="16"/>
-              </w:rPr>
-              <w:t xml:space="preserve">Good implementation of React Query/TanStack Query and Fetch API with proper data retrieval. </w:t>
+              <w:t xml:space="preserve">Well-structured Vite React project in the specified directory. Successfully deployed to </w:t>
+            </w:r>
+            <w:proofErr w:type="spellStart"/>
+            <w:r>
+              <w:rPr>
+                <w:rFonts w:cstheme="minorHAnsi"/>
+                <w:sz w:val="16"/>
+                <w:szCs w:val="16"/>
+              </w:rPr>
+              <w:t>Vercel</w:t>
+            </w:r>
+            <w:proofErr w:type="spellEnd"/>
+            <w:r>
+              <w:rPr>
+                <w:rFonts w:cstheme="minorHAnsi"/>
+                <w:sz w:val="16"/>
+                <w:szCs w:val="16"/>
+              </w:rPr>
+              <w:t xml:space="preserve"> with minor configuration issues.</w:t>
+            </w:r>
+          </w:p>
+          <w:p>
+            <w:pPr>
+              <w:rPr>
+                <w:rFonts w:cstheme="minorHAnsi"/>
+                <w:sz w:val="16"/>
+                <w:szCs w:val="16"/>
+              </w:rPr>
+            </w:pPr>
+          </w:p>
+          <w:p>
+            <w:pPr>
+              <w:rPr>
+                <w:rFonts w:cstheme="minorHAnsi"/>
+                <w:sz w:val="16"/>
+                <w:szCs w:val="16"/>
+              </w:rPr>
+            </w:pPr>
+            <w:r>
+              <w:rPr>
+                <w:rFonts w:cstheme="minorHAnsi"/>
+                <w:sz w:val="16"/>
+                <w:szCs w:val="16"/>
+              </w:rPr>
+              <w:t>Good implementation of React Query/</w:t>
+            </w:r>
+            <w:proofErr w:type="spellStart"/>
+            <w:r>
+              <w:rPr>
+                <w:rFonts w:cstheme="minorHAnsi"/>
+                <w:sz w:val="16"/>
+                <w:szCs w:val="16"/>
+              </w:rPr>
+              <w:t>TanStack</w:t>
+            </w:r>
+            <w:proofErr w:type="spellEnd"/>
+            <w:r>
+              <w:rPr>
+                <w:rFonts w:cstheme="minorHAnsi"/>
+                <w:sz w:val="16"/>
+                <w:szCs w:val="16"/>
+              </w:rPr>
+              <w:t xml:space="preserve"> Query and Fetch API with proper data retrieval. </w:t>
             </w:r>
           </w:p>
           <w:p>
@@ -1618,7 +1850,77 @@
                 <w:sz w:val="16"/>
                 <w:szCs w:val="16"/>
               </w:rPr>
-              <w:t>Basic Vite React project in the specified directory. Deployed to Vercel with some significant issues</w:t>
+              <w:t xml:space="preserve">Basic Vite React project in the specified directory. Deployed to </w:t>
+            </w:r>
+            <w:proofErr w:type="spellStart"/>
+            <w:r>
+              <w:rPr>
+                <w:rFonts w:cstheme="minorHAnsi"/>
+                <w:sz w:val="16"/>
+                <w:szCs w:val="16"/>
+              </w:rPr>
+              <w:t>Vercel</w:t>
+            </w:r>
+            <w:proofErr w:type="spellEnd"/>
+            <w:r>
+              <w:rPr>
+                <w:rFonts w:cstheme="minorHAnsi"/>
+                <w:sz w:val="16"/>
+                <w:szCs w:val="16"/>
+              </w:rPr>
+              <w:t xml:space="preserve"> with some significant issues.</w:t>
+            </w:r>
+          </w:p>
+          <w:p>
+            <w:pPr>
+              <w:rPr>
+                <w:rFonts w:cstheme="minorHAnsi"/>
+                <w:sz w:val="16"/>
+                <w:szCs w:val="16"/>
+              </w:rPr>
+            </w:pPr>
+            <w:r>
+              <w:rPr>
+                <w:rFonts w:cstheme="minorHAnsi"/>
+                <w:sz w:val="16"/>
+                <w:szCs w:val="16"/>
+              </w:rPr>
+              <w:t xml:space="preserve"> </w:t>
+            </w:r>
+          </w:p>
+          <w:p>
+            <w:pPr>
+              <w:rPr>
+                <w:rFonts w:cstheme="minorHAnsi"/>
+                <w:sz w:val="16"/>
+                <w:szCs w:val="16"/>
+              </w:rPr>
+            </w:pPr>
+            <w:r>
+              <w:rPr>
+                <w:rFonts w:cstheme="minorHAnsi"/>
+                <w:sz w:val="16"/>
+                <w:szCs w:val="16"/>
+              </w:rPr>
+              <w:t>Basic implementation of React Query/</w:t>
+            </w:r>
+            <w:proofErr w:type="spellStart"/>
+            <w:r>
+              <w:rPr>
+                <w:rFonts w:cstheme="minorHAnsi"/>
+                <w:sz w:val="16"/>
+                <w:szCs w:val="16"/>
+              </w:rPr>
+              <w:t>TanStack</w:t>
+            </w:r>
+            <w:proofErr w:type="spellEnd"/>
+            <w:r>
+              <w:rPr>
+                <w:rFonts w:cstheme="minorHAnsi"/>
+                <w:sz w:val="16"/>
+                <w:szCs w:val="16"/>
+              </w:rPr>
+              <w:t xml:space="preserve"> Query and Fetch API with functional data retrieval</w:t>
             </w:r>
             <w:r>
               <w:rPr>
@@ -1637,80 +1939,22 @@
                 <w:szCs w:val="16"/>
               </w:rPr>
             </w:pPr>
-            <w:r>
-              <w:rPr>
-                <w:rFonts w:cstheme="minorHAnsi"/>
-                <w:sz w:val="16"/>
-                <w:szCs w:val="16"/>
-              </w:rPr>
-              <w:t xml:space="preserve"> </w:t>
-            </w:r>
-          </w:p>
-          <w:p>
-            <w:pPr>
-              <w:rPr>
-                <w:rFonts w:cstheme="minorHAnsi"/>
-                <w:sz w:val="16"/>
-                <w:szCs w:val="16"/>
-              </w:rPr>
-            </w:pPr>
-            <w:r>
-              <w:rPr>
-                <w:rFonts w:cstheme="minorHAnsi"/>
-                <w:sz w:val="16"/>
-                <w:szCs w:val="16"/>
-              </w:rPr>
-              <w:t xml:space="preserve">Basic </w:t>
-            </w:r>
-            <w:r>
-              <w:rPr>
-                <w:rFonts w:cstheme="minorHAnsi"/>
-                <w:sz w:val="16"/>
-                <w:szCs w:val="16"/>
-              </w:rPr>
-              <w:t>implementation of React Query/TanStack Query and Fetch API with functional data retrieval</w:t>
-            </w:r>
-            <w:r>
-              <w:rPr>
-                <w:rFonts w:cstheme="minorHAnsi"/>
-                <w:sz w:val="16"/>
-                <w:szCs w:val="16"/>
-              </w:rPr>
-              <w:t>.</w:t>
-            </w:r>
-          </w:p>
-          <w:p>
-            <w:pPr>
-              <w:rPr>
-                <w:rFonts w:cstheme="minorHAnsi"/>
-                <w:sz w:val="16"/>
-                <w:szCs w:val="16"/>
-              </w:rPr>
-            </w:pPr>
-          </w:p>
-          <w:p>
-            <w:pPr>
-              <w:rPr>
-                <w:rFonts w:cstheme="minorHAnsi"/>
-                <w:sz w:val="16"/>
-                <w:szCs w:val="16"/>
-              </w:rPr>
-            </w:pPr>
-            <w:r>
-              <w:rPr>
-                <w:rFonts w:cstheme="minorHAnsi"/>
-                <w:sz w:val="16"/>
-                <w:szCs w:val="16"/>
-              </w:rPr>
-              <w:t>Basic navigation bar that includes all options but with styling or functional issues</w:t>
-            </w:r>
-            <w:r>
-              <w:rPr>
-                <w:rFonts w:cstheme="minorHAnsi"/>
-                <w:sz w:val="16"/>
-                <w:szCs w:val="16"/>
-              </w:rPr>
-              <w:t>.</w:t>
+          </w:p>
+          <w:p>
+            <w:pPr>
+              <w:rPr>
+                <w:rFonts w:cstheme="minorHAnsi"/>
+                <w:sz w:val="16"/>
+                <w:szCs w:val="16"/>
+              </w:rPr>
+            </w:pPr>
+            <w:r>
+              <w:rPr>
+                <w:rFonts w:cstheme="minorHAnsi"/>
+                <w:sz w:val="16"/>
+                <w:szCs w:val="16"/>
+              </w:rPr>
+              <w:t>Basic navigation bar that includes all options but with styling or functional issues.</w:t>
             </w:r>
           </w:p>
           <w:p>
@@ -1762,7 +2006,25 @@
                 <w:sz w:val="16"/>
                 <w:szCs w:val="16"/>
               </w:rPr>
-              <w:t>Basic implementation of story detail page with most required information. Some links may not work correctly or time conversion has significant formatting issues.</w:t>
+              <w:t xml:space="preserve">Basic implementation of story detail page with most required information. Some links may not work </w:t>
+            </w:r>
+            <w:proofErr w:type="gramStart"/>
+            <w:r>
+              <w:rPr>
+                <w:rFonts w:cstheme="minorHAnsi"/>
+                <w:sz w:val="16"/>
+                <w:szCs w:val="16"/>
+              </w:rPr>
+              <w:t>correctly</w:t>
+            </w:r>
+            <w:proofErr w:type="gramEnd"/>
+            <w:r>
+              <w:rPr>
+                <w:rFonts w:cstheme="minorHAnsi"/>
+                <w:sz w:val="16"/>
+                <w:szCs w:val="16"/>
+              </w:rPr>
+              <w:t xml:space="preserve"> or time conversion has significant formatting issues.</w:t>
             </w:r>
           </w:p>
           <w:p>
@@ -1837,43 +2099,71 @@
                 <w:sz w:val="16"/>
                 <w:szCs w:val="16"/>
               </w:rPr>
-              <w:t>Poorly structured or incomplete Vite React project. Deployment to Vercel unsuccessful or with major issues.</w:t>
-            </w:r>
-          </w:p>
-          <w:p>
-            <w:pPr>
-              <w:pStyle w:val="NoSpacing"/>
-              <w:rPr>
-                <w:rFonts w:cstheme="minorHAnsi"/>
-                <w:sz w:val="16"/>
-                <w:szCs w:val="16"/>
-              </w:rPr>
-            </w:pPr>
-          </w:p>
-          <w:p>
-            <w:pPr>
-              <w:pStyle w:val="NoSpacing"/>
-              <w:rPr>
-                <w:rFonts w:cstheme="minorHAnsi"/>
-                <w:sz w:val="16"/>
-                <w:szCs w:val="16"/>
-              </w:rPr>
-            </w:pPr>
-            <w:r>
-              <w:rPr>
-                <w:rFonts w:cstheme="minorHAnsi"/>
-                <w:sz w:val="16"/>
-                <w:szCs w:val="16"/>
-              </w:rPr>
-              <w:t>Poor</w:t>
-            </w:r>
-            <w:r>
-              <w:rPr>
-                <w:rFonts w:cstheme="minorHAnsi"/>
-                <w:sz w:val="16"/>
-                <w:szCs w:val="16"/>
-              </w:rPr>
-              <w:t xml:space="preserve"> or incomplete implementation of React Query/TanStack Query and Fetch API. Data retrieval is unreliable or broken.</w:t>
+              <w:t xml:space="preserve">Poorly structured or incomplete Vite React project. Deployment to </w:t>
+            </w:r>
+            <w:proofErr w:type="spellStart"/>
+            <w:r>
+              <w:rPr>
+                <w:rFonts w:cstheme="minorHAnsi"/>
+                <w:sz w:val="16"/>
+                <w:szCs w:val="16"/>
+              </w:rPr>
+              <w:t>Vercel</w:t>
+            </w:r>
+            <w:proofErr w:type="spellEnd"/>
+            <w:r>
+              <w:rPr>
+                <w:rFonts w:cstheme="minorHAnsi"/>
+                <w:sz w:val="16"/>
+                <w:szCs w:val="16"/>
+              </w:rPr>
+              <w:t xml:space="preserve"> unsuccessful or with major issues.</w:t>
+            </w:r>
+          </w:p>
+          <w:p>
+            <w:pPr>
+              <w:pStyle w:val="NoSpacing"/>
+              <w:rPr>
+                <w:rFonts w:cstheme="minorHAnsi"/>
+                <w:sz w:val="16"/>
+                <w:szCs w:val="16"/>
+              </w:rPr>
+            </w:pPr>
+          </w:p>
+          <w:p>
+            <w:pPr>
+              <w:pStyle w:val="NoSpacing"/>
+              <w:rPr>
+                <w:rFonts w:cstheme="minorHAnsi"/>
+                <w:sz w:val="16"/>
+                <w:szCs w:val="16"/>
+              </w:rPr>
+            </w:pPr>
+            <w:r>
+              <w:rPr>
+                <w:rFonts w:cstheme="minorHAnsi"/>
+                <w:sz w:val="16"/>
+                <w:szCs w:val="16"/>
+              </w:rPr>
+              <w:t>Poor or incomplete implementation of React Query/</w:t>
+            </w:r>
+            <w:proofErr w:type="spellStart"/>
+            <w:r>
+              <w:rPr>
+                <w:rFonts w:cstheme="minorHAnsi"/>
+                <w:sz w:val="16"/>
+                <w:szCs w:val="16"/>
+              </w:rPr>
+              <w:t>TanStack</w:t>
+            </w:r>
+            <w:proofErr w:type="spellEnd"/>
+            <w:r>
+              <w:rPr>
+                <w:rFonts w:cstheme="minorHAnsi"/>
+                <w:sz w:val="16"/>
+                <w:szCs w:val="16"/>
+              </w:rPr>
+              <w:t xml:space="preserve"> Query and Fetch API. Data retrieval is unreliable or broken.</w:t>
             </w:r>
           </w:p>
           <w:p>
@@ -2346,35 +2636,71 @@
                 <w:sz w:val="16"/>
                 <w:szCs w:val="16"/>
               </w:rPr>
-              <w:t xml:space="preserve">Excellent implementation of React Query/TanStack Query and Fetch API for data retrieval from the OpenTDB API. </w:t>
-            </w:r>
-          </w:p>
-          <w:p>
-            <w:pPr>
-              <w:pStyle w:val="NoSpacing"/>
-              <w:rPr>
-                <w:rFonts w:cstheme="minorHAnsi"/>
-                <w:sz w:val="16"/>
-                <w:szCs w:val="16"/>
-              </w:rPr>
-            </w:pPr>
-          </w:p>
-          <w:p>
-            <w:pPr>
-              <w:pStyle w:val="NoSpacing"/>
-              <w:rPr>
-                <w:rFonts w:cstheme="minorHAnsi"/>
-                <w:sz w:val="16"/>
-                <w:szCs w:val="16"/>
-              </w:rPr>
-            </w:pPr>
-            <w:r>
-              <w:rPr>
-                <w:rFonts w:cstheme="minorHAnsi"/>
-                <w:sz w:val="16"/>
-                <w:szCs w:val="16"/>
-              </w:rPr>
-              <w:t>Perfect implementation of all required form inputs (Name, Amount, Category, Difficulty, Type) with correct default values. Category options correctly fetched from API endpoint. All form elements properly styled with Tailwind CSS and Shadcn UI.</w:t>
+              <w:t>Excellent implementation of React Query/</w:t>
+            </w:r>
+            <w:proofErr w:type="spellStart"/>
+            <w:r>
+              <w:rPr>
+                <w:rFonts w:cstheme="minorHAnsi"/>
+                <w:sz w:val="16"/>
+                <w:szCs w:val="16"/>
+              </w:rPr>
+              <w:t>TanStack</w:t>
+            </w:r>
+            <w:proofErr w:type="spellEnd"/>
+            <w:r>
+              <w:rPr>
+                <w:rFonts w:cstheme="minorHAnsi"/>
+                <w:sz w:val="16"/>
+                <w:szCs w:val="16"/>
+              </w:rPr>
+              <w:t xml:space="preserve"> Query and Fetch API for data retrieval from the OpenTDB API. </w:t>
+            </w:r>
+          </w:p>
+          <w:p>
+            <w:pPr>
+              <w:pStyle w:val="NoSpacing"/>
+              <w:rPr>
+                <w:rFonts w:cstheme="minorHAnsi"/>
+                <w:sz w:val="16"/>
+                <w:szCs w:val="16"/>
+              </w:rPr>
+            </w:pPr>
+          </w:p>
+          <w:p>
+            <w:pPr>
+              <w:pStyle w:val="NoSpacing"/>
+              <w:rPr>
+                <w:rFonts w:cstheme="minorHAnsi"/>
+                <w:sz w:val="16"/>
+                <w:szCs w:val="16"/>
+              </w:rPr>
+            </w:pPr>
+            <w:r>
+              <w:rPr>
+                <w:rFonts w:cstheme="minorHAnsi"/>
+                <w:sz w:val="16"/>
+                <w:szCs w:val="16"/>
+              </w:rPr>
+              <w:t xml:space="preserve">Perfect implementation of all required form inputs (Name, Amount, Category, Difficulty, Type) with correct default values. Category options correctly fetched from API endpoint. All form elements properly styled with Tailwind CSS and </w:t>
+            </w:r>
+            <w:proofErr w:type="spellStart"/>
+            <w:r>
+              <w:rPr>
+                <w:rFonts w:cstheme="minorHAnsi"/>
+                <w:sz w:val="16"/>
+                <w:szCs w:val="16"/>
+              </w:rPr>
+              <w:t>Shadcn</w:t>
+            </w:r>
+            <w:proofErr w:type="spellEnd"/>
+            <w:r>
+              <w:rPr>
+                <w:rFonts w:cstheme="minorHAnsi"/>
+                <w:sz w:val="16"/>
+                <w:szCs w:val="16"/>
+              </w:rPr>
+              <w:t xml:space="preserve"> UI.</w:t>
             </w:r>
           </w:p>
           <w:p>
@@ -2458,35 +2784,89 @@
                 <w:sz w:val="16"/>
                 <w:szCs w:val="16"/>
               </w:rPr>
-              <w:t xml:space="preserve">Perfect implementation of localStorage to store user data (name, score, category) in an array of objects. Data persists correctly between sessions. </w:t>
-            </w:r>
-          </w:p>
-          <w:p>
-            <w:pPr>
-              <w:pStyle w:val="NoSpacing"/>
-              <w:rPr>
-                <w:rFonts w:cstheme="minorHAnsi"/>
-                <w:sz w:val="16"/>
-                <w:szCs w:val="16"/>
-              </w:rPr>
-            </w:pPr>
-          </w:p>
-          <w:p>
-            <w:pPr>
-              <w:pStyle w:val="NoSpacing"/>
-              <w:rPr>
-                <w:rFonts w:cstheme="minorHAnsi"/>
-                <w:sz w:val="16"/>
-                <w:szCs w:val="16"/>
-              </w:rPr>
-            </w:pPr>
-            <w:r>
-              <w:rPr>
-                <w:rFonts w:cstheme="minorHAnsi"/>
-                <w:sz w:val="16"/>
-                <w:szCs w:val="16"/>
-              </w:rPr>
-              <w:t>Outstanding implementation of leaderboard displaying top 5 scores for each category stored in localStorage. Perfectly styled with Tailwind CSS and Shadcn UI.</w:t>
+              <w:t xml:space="preserve">Perfect implementation of </w:t>
+            </w:r>
+            <w:proofErr w:type="spellStart"/>
+            <w:r>
+              <w:rPr>
+                <w:rFonts w:cstheme="minorHAnsi"/>
+                <w:sz w:val="16"/>
+                <w:szCs w:val="16"/>
+              </w:rPr>
+              <w:t>localStorage</w:t>
+            </w:r>
+            <w:proofErr w:type="spellEnd"/>
+            <w:r>
+              <w:rPr>
+                <w:rFonts w:cstheme="minorHAnsi"/>
+                <w:sz w:val="16"/>
+                <w:szCs w:val="16"/>
+              </w:rPr>
+              <w:t xml:space="preserve"> to store user data (name, score, category) in an array of objects. Data persists correctly between sessions. </w:t>
+            </w:r>
+          </w:p>
+          <w:p>
+            <w:pPr>
+              <w:pStyle w:val="NoSpacing"/>
+              <w:rPr>
+                <w:rFonts w:cstheme="minorHAnsi"/>
+                <w:sz w:val="16"/>
+                <w:szCs w:val="16"/>
+              </w:rPr>
+            </w:pPr>
+          </w:p>
+          <w:p>
+            <w:pPr>
+              <w:pStyle w:val="NoSpacing"/>
+              <w:rPr>
+                <w:rFonts w:cstheme="minorHAnsi"/>
+                <w:sz w:val="16"/>
+                <w:szCs w:val="16"/>
+              </w:rPr>
+            </w:pPr>
+            <w:r>
+              <w:rPr>
+                <w:rFonts w:cstheme="minorHAnsi"/>
+                <w:sz w:val="16"/>
+                <w:szCs w:val="16"/>
+              </w:rPr>
+              <w:t xml:space="preserve">Outstanding implementation of leaderboard displaying top 5 scores for each category stored in </w:t>
+            </w:r>
+            <w:proofErr w:type="spellStart"/>
+            <w:r>
+              <w:rPr>
+                <w:rFonts w:cstheme="minorHAnsi"/>
+                <w:sz w:val="16"/>
+                <w:szCs w:val="16"/>
+              </w:rPr>
+              <w:t>localStorage</w:t>
+            </w:r>
+            <w:proofErr w:type="spellEnd"/>
+            <w:r>
+              <w:rPr>
+                <w:rFonts w:cstheme="minorHAnsi"/>
+                <w:sz w:val="16"/>
+                <w:szCs w:val="16"/>
+              </w:rPr>
+              <w:t xml:space="preserve">. Perfectly styled with Tailwind CSS and </w:t>
+            </w:r>
+            <w:proofErr w:type="spellStart"/>
+            <w:r>
+              <w:rPr>
+                <w:rFonts w:cstheme="minorHAnsi"/>
+                <w:sz w:val="16"/>
+                <w:szCs w:val="16"/>
+              </w:rPr>
+              <w:t>Shadcn</w:t>
+            </w:r>
+            <w:proofErr w:type="spellEnd"/>
+            <w:r>
+              <w:rPr>
+                <w:rFonts w:cstheme="minorHAnsi"/>
+                <w:sz w:val="16"/>
+                <w:szCs w:val="16"/>
+              </w:rPr>
+              <w:t xml:space="preserve"> UI.</w:t>
             </w:r>
           </w:p>
           <w:p>
@@ -2565,7 +2945,25 @@
                 <w:sz w:val="16"/>
                 <w:szCs w:val="16"/>
               </w:rPr>
-              <w:t xml:space="preserve">Good implementation of React Query/TanStack Query and Fetch API with proper data retrieval. </w:t>
+              <w:t>Good implementation of React Query/</w:t>
+            </w:r>
+            <w:proofErr w:type="spellStart"/>
+            <w:r>
+              <w:rPr>
+                <w:rFonts w:cstheme="minorHAnsi"/>
+                <w:sz w:val="16"/>
+                <w:szCs w:val="16"/>
+              </w:rPr>
+              <w:t>TanStack</w:t>
+            </w:r>
+            <w:proofErr w:type="spellEnd"/>
+            <w:r>
+              <w:rPr>
+                <w:rFonts w:cstheme="minorHAnsi"/>
+                <w:sz w:val="16"/>
+                <w:szCs w:val="16"/>
+              </w:rPr>
+              <w:t xml:space="preserve"> Query and Fetch API with proper data retrieval. </w:t>
             </w:r>
           </w:p>
           <w:p>
@@ -2677,7 +3075,25 @@
                 <w:sz w:val="16"/>
                 <w:szCs w:val="16"/>
               </w:rPr>
-              <w:t>Good implementation of localStorage for user data. Data generally persists correctly between sessions with minor issues.</w:t>
+              <w:t xml:space="preserve">Good implementation of </w:t>
+            </w:r>
+            <w:proofErr w:type="spellStart"/>
+            <w:r>
+              <w:rPr>
+                <w:rFonts w:cstheme="minorHAnsi"/>
+                <w:sz w:val="16"/>
+                <w:szCs w:val="16"/>
+              </w:rPr>
+              <w:t>localStorage</w:t>
+            </w:r>
+            <w:proofErr w:type="spellEnd"/>
+            <w:r>
+              <w:rPr>
+                <w:rFonts w:cstheme="minorHAnsi"/>
+                <w:sz w:val="16"/>
+                <w:szCs w:val="16"/>
+              </w:rPr>
+              <w:t xml:space="preserve"> for user data. Data generally persists correctly between sessions with minor issues.</w:t>
             </w:r>
           </w:p>
           <w:p>
@@ -2784,7 +3200,25 @@
                 <w:sz w:val="16"/>
                 <w:szCs w:val="16"/>
               </w:rPr>
-              <w:t>Basic implementation of React Query/TanStack Query and Fetch API with functional data retrieval</w:t>
+              <w:t>Basic implementation of React Query/</w:t>
+            </w:r>
+            <w:proofErr w:type="spellStart"/>
+            <w:r>
+              <w:rPr>
+                <w:rFonts w:cstheme="minorHAnsi"/>
+                <w:sz w:val="16"/>
+                <w:szCs w:val="16"/>
+              </w:rPr>
+              <w:t>TanStack</w:t>
+            </w:r>
+            <w:proofErr w:type="spellEnd"/>
+            <w:r>
+              <w:rPr>
+                <w:rFonts w:cstheme="minorHAnsi"/>
+                <w:sz w:val="16"/>
+                <w:szCs w:val="16"/>
+              </w:rPr>
+              <w:t xml:space="preserve"> Query and Fetch API with functional data retrieval</w:t>
             </w:r>
             <w:r>
               <w:rPr>
@@ -2904,7 +3338,25 @@
                 <w:sz w:val="16"/>
                 <w:szCs w:val="16"/>
               </w:rPr>
-              <w:t>Basic implementation of localStorage with some issues in data structure or persistence.</w:t>
+              <w:t xml:space="preserve">Basic implementation of </w:t>
+            </w:r>
+            <w:proofErr w:type="spellStart"/>
+            <w:r>
+              <w:rPr>
+                <w:rFonts w:cstheme="minorHAnsi"/>
+                <w:sz w:val="16"/>
+                <w:szCs w:val="16"/>
+              </w:rPr>
+              <w:t>localStorage</w:t>
+            </w:r>
+            <w:proofErr w:type="spellEnd"/>
+            <w:r>
+              <w:rPr>
+                <w:rFonts w:cstheme="minorHAnsi"/>
+                <w:sz w:val="16"/>
+                <w:szCs w:val="16"/>
+              </w:rPr>
+              <w:t xml:space="preserve"> with some issues in data structure or persistence.</w:t>
             </w:r>
           </w:p>
           <w:p>
@@ -3011,7 +3463,25 @@
                 <w:sz w:val="16"/>
                 <w:szCs w:val="16"/>
               </w:rPr>
-              <w:t>Poor or incomplete implementation of React Query/TanStack Query and Fetch API. Data retrieval is unreliable or broken.</w:t>
+              <w:t>Poor or incomplete implementation of React Query/</w:t>
+            </w:r>
+            <w:proofErr w:type="spellStart"/>
+            <w:r>
+              <w:rPr>
+                <w:rFonts w:cstheme="minorHAnsi"/>
+                <w:sz w:val="16"/>
+                <w:szCs w:val="16"/>
+              </w:rPr>
+              <w:t>TanStack</w:t>
+            </w:r>
+            <w:proofErr w:type="spellEnd"/>
+            <w:r>
+              <w:rPr>
+                <w:rFonts w:cstheme="minorHAnsi"/>
+                <w:sz w:val="16"/>
+                <w:szCs w:val="16"/>
+              </w:rPr>
+              <w:t xml:space="preserve"> Query and Fetch API. Data retrieval is unreliable or broken.</w:t>
             </w:r>
           </w:p>
           <w:p>
@@ -3123,7 +3593,25 @@
                 <w:sz w:val="16"/>
                 <w:szCs w:val="16"/>
               </w:rPr>
-              <w:t>Missing or non-functional localStorage implementation.</w:t>
+              <w:t xml:space="preserve">Missing or non-functional </w:t>
+            </w:r>
+            <w:proofErr w:type="spellStart"/>
+            <w:r>
+              <w:rPr>
+                <w:rFonts w:cstheme="minorHAnsi"/>
+                <w:sz w:val="16"/>
+                <w:szCs w:val="16"/>
+              </w:rPr>
+              <w:t>localStorage</w:t>
+            </w:r>
+            <w:proofErr w:type="spellEnd"/>
+            <w:r>
+              <w:rPr>
+                <w:rFonts w:cstheme="minorHAnsi"/>
+                <w:sz w:val="16"/>
+                <w:szCs w:val="16"/>
+              </w:rPr>
+              <w:t xml:space="preserve"> implementation.</w:t>
             </w:r>
           </w:p>
           <w:p>
@@ -3383,7 +3871,43 @@
                 <w:sz w:val="20"/>
                 <w:szCs w:val="20"/>
               </w:rPr>
-              <w:t>Flawless implementation of all required todo features (add, delete, edit, mark complete/incomplete, view all/completed/incomplete todos). All features work perfectly with excellent user experience.</w:t>
+              <w:t xml:space="preserve">Flawless implementation of all required </w:t>
+            </w:r>
+            <w:proofErr w:type="spellStart"/>
+            <w:r>
+              <w:rPr>
+                <w:rFonts w:cstheme="minorHAnsi"/>
+                <w:sz w:val="20"/>
+                <w:szCs w:val="20"/>
+              </w:rPr>
+              <w:t>todo</w:t>
+            </w:r>
+            <w:proofErr w:type="spellEnd"/>
+            <w:r>
+              <w:rPr>
+                <w:rFonts w:cstheme="minorHAnsi"/>
+                <w:sz w:val="20"/>
+                <w:szCs w:val="20"/>
+              </w:rPr>
+              <w:t xml:space="preserve"> features (add, delete, edit, mark complete/incomplete, view all/completed/incomplete </w:t>
+            </w:r>
+            <w:proofErr w:type="spellStart"/>
+            <w:r>
+              <w:rPr>
+                <w:rFonts w:cstheme="minorHAnsi"/>
+                <w:sz w:val="20"/>
+                <w:szCs w:val="20"/>
+              </w:rPr>
+              <w:t>todos</w:t>
+            </w:r>
+            <w:proofErr w:type="spellEnd"/>
+            <w:r>
+              <w:rPr>
+                <w:rFonts w:cstheme="minorHAnsi"/>
+                <w:sz w:val="20"/>
+                <w:szCs w:val="20"/>
+              </w:rPr>
+              <w:t>). All features work perfectly with excellent user experience.</w:t>
             </w:r>
           </w:p>
           <w:p>
@@ -3507,7 +4031,25 @@
                 <w:sz w:val="20"/>
                 <w:szCs w:val="20"/>
               </w:rPr>
-              <w:t>Good implementation of all required todo features. All features work correctly with minor issues in user experience.</w:t>
+              <w:t xml:space="preserve">Good implementation of all required </w:t>
+            </w:r>
+            <w:proofErr w:type="spellStart"/>
+            <w:r>
+              <w:rPr>
+                <w:rFonts w:cstheme="minorHAnsi"/>
+                <w:sz w:val="20"/>
+                <w:szCs w:val="20"/>
+              </w:rPr>
+              <w:t>todo</w:t>
+            </w:r>
+            <w:proofErr w:type="spellEnd"/>
+            <w:r>
+              <w:rPr>
+                <w:rFonts w:cstheme="minorHAnsi"/>
+                <w:sz w:val="20"/>
+                <w:szCs w:val="20"/>
+              </w:rPr>
+              <w:t xml:space="preserve"> features. All features work correctly with minor issues in user experience.</w:t>
             </w:r>
           </w:p>
           <w:p>
@@ -3615,7 +4157,25 @@
                 <w:sz w:val="20"/>
                 <w:szCs w:val="20"/>
               </w:rPr>
-              <w:t>Basic implementation of required todo features with some functional limitations or usability issues.</w:t>
+              <w:t xml:space="preserve">Basic implementation of required </w:t>
+            </w:r>
+            <w:proofErr w:type="spellStart"/>
+            <w:r>
+              <w:rPr>
+                <w:rFonts w:cstheme="minorHAnsi"/>
+                <w:sz w:val="20"/>
+                <w:szCs w:val="20"/>
+              </w:rPr>
+              <w:t>todo</w:t>
+            </w:r>
+            <w:proofErr w:type="spellEnd"/>
+            <w:r>
+              <w:rPr>
+                <w:rFonts w:cstheme="minorHAnsi"/>
+                <w:sz w:val="20"/>
+                <w:szCs w:val="20"/>
+              </w:rPr>
+              <w:t xml:space="preserve"> features with some functional limitations or usability issues.</w:t>
             </w:r>
           </w:p>
           <w:p>
@@ -3723,7 +4283,25 @@
                 <w:sz w:val="20"/>
                 <w:szCs w:val="20"/>
               </w:rPr>
-              <w:t>Incomplete implementation of todo features with multiple missing or non-functional requirement</w:t>
+              <w:t xml:space="preserve">Incomplete implementation of </w:t>
+            </w:r>
+            <w:proofErr w:type="spellStart"/>
+            <w:r>
+              <w:rPr>
+                <w:rFonts w:cstheme="minorHAnsi"/>
+                <w:sz w:val="20"/>
+                <w:szCs w:val="20"/>
+              </w:rPr>
+              <w:t>todo</w:t>
+            </w:r>
+            <w:proofErr w:type="spellEnd"/>
+            <w:r>
+              <w:rPr>
+                <w:rFonts w:cstheme="minorHAnsi"/>
+                <w:sz w:val="20"/>
+                <w:szCs w:val="20"/>
+              </w:rPr>
+              <w:t xml:space="preserve"> features with multiple missing or non-functional requirement</w:t>
             </w:r>
             <w:r>
               <w:rPr>
@@ -4152,7 +4730,85 @@
                 <w:sz w:val="20"/>
                 <w:szCs w:val="20"/>
               </w:rPr>
-              <w:t>ed with consistent patterns. Components, hooks, utilities, and assets are perfectly separated. Code is highly modular with excellent reusability. Dependencies are well-managed with clear import/export patterns. Structure demonstrates expert understanding of React/frontend architecture principles across all milestone applications.</w:t>
+              <w:t xml:space="preserve">ed with consistent patterns. Components, hooks, utilities, and assets are perfectly separated. </w:t>
+            </w:r>
+          </w:p>
+          <w:p>
+            <w:pPr>
+              <w:rPr>
+                <w:rFonts w:cstheme="minorHAnsi"/>
+                <w:sz w:val="20"/>
+                <w:szCs w:val="20"/>
+              </w:rPr>
+            </w:pPr>
+          </w:p>
+          <w:p>
+            <w:pPr>
+              <w:rPr>
+                <w:rFonts w:cstheme="minorHAnsi"/>
+                <w:sz w:val="20"/>
+                <w:szCs w:val="20"/>
+              </w:rPr>
+            </w:pPr>
+            <w:r>
+              <w:rPr>
+                <w:rFonts w:cstheme="minorHAnsi"/>
+                <w:sz w:val="20"/>
+                <w:szCs w:val="20"/>
+              </w:rPr>
+              <w:t xml:space="preserve">Code is highly modular with excellent reusability. </w:t>
+            </w:r>
+          </w:p>
+          <w:p>
+            <w:pPr>
+              <w:rPr>
+                <w:rFonts w:cstheme="minorHAnsi"/>
+                <w:sz w:val="20"/>
+                <w:szCs w:val="20"/>
+              </w:rPr>
+            </w:pPr>
+          </w:p>
+          <w:p>
+            <w:pPr>
+              <w:rPr>
+                <w:rFonts w:cstheme="minorHAnsi"/>
+                <w:sz w:val="20"/>
+                <w:szCs w:val="20"/>
+              </w:rPr>
+            </w:pPr>
+            <w:r>
+              <w:rPr>
+                <w:rFonts w:cstheme="minorHAnsi"/>
+                <w:sz w:val="20"/>
+                <w:szCs w:val="20"/>
+              </w:rPr>
+              <w:t>Dependencies are well-managed with clear import/export patterns.</w:t>
+            </w:r>
+          </w:p>
+          <w:p>
+            <w:pPr>
+              <w:rPr>
+                <w:rFonts w:cstheme="minorHAnsi"/>
+                <w:sz w:val="20"/>
+                <w:szCs w:val="20"/>
+              </w:rPr>
+            </w:pPr>
+          </w:p>
+          <w:p>
+            <w:pPr>
+              <w:rPr>
+                <w:rFonts w:cstheme="minorHAnsi"/>
+                <w:sz w:val="20"/>
+                <w:szCs w:val="20"/>
+              </w:rPr>
+            </w:pPr>
+            <w:r>
+              <w:rPr>
+                <w:rFonts w:cstheme="minorHAnsi"/>
+                <w:sz w:val="20"/>
+                <w:szCs w:val="20"/>
+              </w:rPr>
+              <w:t>Structure demonstrates expert understanding of React/frontend architecture principles across all milestone applications.</w:t>
             </w:r>
           </w:p>
         </w:tc>
@@ -4190,7 +4846,85 @@
                 <w:sz w:val="20"/>
                 <w:szCs w:val="20"/>
               </w:rPr>
-              <w:t>ation of files and directories with minor inconsistencies. Good modularity and reusability. Well-managed dependencies with occasional minor issues in import/export patterns. Structure demonstrates good understanding of React/frontend architecture principles in most milestone applications.</w:t>
+              <w:t xml:space="preserve">ation of files and directories with minor inconsistencies. </w:t>
+            </w:r>
+          </w:p>
+          <w:p>
+            <w:pPr>
+              <w:rPr>
+                <w:rFonts w:cstheme="minorHAnsi"/>
+                <w:sz w:val="20"/>
+                <w:szCs w:val="20"/>
+              </w:rPr>
+            </w:pPr>
+          </w:p>
+          <w:p>
+            <w:pPr>
+              <w:rPr>
+                <w:rFonts w:cstheme="minorHAnsi"/>
+                <w:sz w:val="20"/>
+                <w:szCs w:val="20"/>
+              </w:rPr>
+            </w:pPr>
+            <w:r>
+              <w:rPr>
+                <w:rFonts w:cstheme="minorHAnsi"/>
+                <w:sz w:val="20"/>
+                <w:szCs w:val="20"/>
+              </w:rPr>
+              <w:t xml:space="preserve">Good modularity and reusability. </w:t>
+            </w:r>
+          </w:p>
+          <w:p>
+            <w:pPr>
+              <w:rPr>
+                <w:rFonts w:cstheme="minorHAnsi"/>
+                <w:sz w:val="20"/>
+                <w:szCs w:val="20"/>
+              </w:rPr>
+            </w:pPr>
+          </w:p>
+          <w:p>
+            <w:pPr>
+              <w:rPr>
+                <w:rFonts w:cstheme="minorHAnsi"/>
+                <w:sz w:val="20"/>
+                <w:szCs w:val="20"/>
+              </w:rPr>
+            </w:pPr>
+            <w:r>
+              <w:rPr>
+                <w:rFonts w:cstheme="minorHAnsi"/>
+                <w:sz w:val="20"/>
+                <w:szCs w:val="20"/>
+              </w:rPr>
+              <w:t xml:space="preserve">Well-managed dependencies with occasional minor issues in import/export patterns. </w:t>
+            </w:r>
+          </w:p>
+          <w:p>
+            <w:pPr>
+              <w:rPr>
+                <w:rFonts w:cstheme="minorHAnsi"/>
+                <w:sz w:val="20"/>
+                <w:szCs w:val="20"/>
+              </w:rPr>
+            </w:pPr>
+          </w:p>
+          <w:p>
+            <w:pPr>
+              <w:rPr>
+                <w:rFonts w:cstheme="minorHAnsi"/>
+                <w:sz w:val="20"/>
+                <w:szCs w:val="20"/>
+              </w:rPr>
+            </w:pPr>
+            <w:r>
+              <w:rPr>
+                <w:rFonts w:cstheme="minorHAnsi"/>
+                <w:sz w:val="20"/>
+                <w:szCs w:val="20"/>
+              </w:rPr>
+              <w:t>Structure demonstrates good understanding of React/frontend architecture principles in most milestone applications.</w:t>
             </w:r>
           </w:p>
         </w:tc>
@@ -4214,21 +4948,109 @@
               </w:rPr>
               <w:t xml:space="preserve">Acceptable project structure with basic separation of concerns. Some logical </w:t>
             </w:r>
-            <w:r>
-              <w:rPr>
-                <w:rFonts w:cstheme="minorHAnsi"/>
-                <w:sz w:val="20"/>
-                <w:szCs w:val="20"/>
-              </w:rPr>
-              <w:t xml:space="preserve">organisation </w:t>
-            </w:r>
-            <w:r>
-              <w:rPr>
-                <w:rFonts w:cstheme="minorHAnsi"/>
-                <w:sz w:val="20"/>
-                <w:szCs w:val="20"/>
-              </w:rPr>
-              <w:t>but with notable inconsistencies. Limited modularity and reusability. Dependencies managed but with some significant issues. Structure demonstrates basic understanding of React/frontend architecture principles with inconsistent application across milestone applications.</w:t>
+            <w:proofErr w:type="gramStart"/>
+            <w:r>
+              <w:rPr>
+                <w:rFonts w:cstheme="minorHAnsi"/>
+                <w:sz w:val="20"/>
+                <w:szCs w:val="20"/>
+              </w:rPr>
+              <w:t>organisation</w:t>
+            </w:r>
+            <w:proofErr w:type="gramEnd"/>
+            <w:r>
+              <w:rPr>
+                <w:rFonts w:cstheme="minorHAnsi"/>
+                <w:sz w:val="20"/>
+                <w:szCs w:val="20"/>
+              </w:rPr>
+              <w:t xml:space="preserve"> </w:t>
+            </w:r>
+            <w:r>
+              <w:rPr>
+                <w:rFonts w:cstheme="minorHAnsi"/>
+                <w:sz w:val="20"/>
+                <w:szCs w:val="20"/>
+              </w:rPr>
+              <w:t xml:space="preserve">but with notable inconsistencies. </w:t>
+            </w:r>
+          </w:p>
+          <w:p>
+            <w:pPr>
+              <w:rPr>
+                <w:rFonts w:cstheme="minorHAnsi"/>
+                <w:sz w:val="20"/>
+                <w:szCs w:val="20"/>
+              </w:rPr>
+            </w:pPr>
+          </w:p>
+          <w:p>
+            <w:pPr>
+              <w:rPr>
+                <w:rFonts w:cstheme="minorHAnsi"/>
+                <w:sz w:val="20"/>
+                <w:szCs w:val="20"/>
+              </w:rPr>
+            </w:pPr>
+            <w:r>
+              <w:rPr>
+                <w:rFonts w:cstheme="minorHAnsi"/>
+                <w:sz w:val="20"/>
+                <w:szCs w:val="20"/>
+              </w:rPr>
+              <w:t xml:space="preserve">Limited modularity and reusability. </w:t>
+            </w:r>
+          </w:p>
+          <w:p>
+            <w:pPr>
+              <w:rPr>
+                <w:rFonts w:cstheme="minorHAnsi"/>
+                <w:sz w:val="20"/>
+                <w:szCs w:val="20"/>
+              </w:rPr>
+            </w:pPr>
+          </w:p>
+          <w:p>
+            <w:pPr>
+              <w:rPr>
+                <w:rFonts w:cstheme="minorHAnsi"/>
+                <w:sz w:val="20"/>
+                <w:szCs w:val="20"/>
+              </w:rPr>
+            </w:pPr>
+            <w:r>
+              <w:rPr>
+                <w:rFonts w:cstheme="minorHAnsi"/>
+                <w:sz w:val="20"/>
+                <w:szCs w:val="20"/>
+              </w:rPr>
+              <w:t xml:space="preserve">Dependencies managed but with some significant issues. </w:t>
+            </w:r>
+          </w:p>
+          <w:p>
+            <w:pPr>
+              <w:rPr>
+                <w:rFonts w:cstheme="minorHAnsi"/>
+                <w:sz w:val="20"/>
+                <w:szCs w:val="20"/>
+              </w:rPr>
+            </w:pPr>
+          </w:p>
+          <w:p>
+            <w:pPr>
+              <w:rPr>
+                <w:rFonts w:cstheme="minorHAnsi"/>
+                <w:sz w:val="20"/>
+                <w:szCs w:val="20"/>
+              </w:rPr>
+            </w:pPr>
+            <w:r>
+              <w:rPr>
+                <w:rFonts w:cstheme="minorHAnsi"/>
+                <w:sz w:val="20"/>
+                <w:szCs w:val="20"/>
+              </w:rPr>
+              <w:t>Structure demonstrates basic understanding of React/frontend architecture principles with inconsistent application across milestone applications.</w:t>
             </w:r>
           </w:p>
         </w:tc>
@@ -4250,7 +5072,23 @@
                 <w:sz w:val="20"/>
                 <w:szCs w:val="20"/>
               </w:rPr>
-              <w:t>Poor project structure with minimal separation of concerns. Disorgani</w:t>
+              <w:t>Poor project structure with minimal separation of concerns.</w:t>
+            </w:r>
+            <w:r>
+              <w:rPr>
+                <w:rFonts w:cstheme="minorHAnsi"/>
+                <w:sz w:val="20"/>
+                <w:szCs w:val="20"/>
+              </w:rPr>
+              <w:t xml:space="preserve"> </w:t>
+            </w:r>
+            <w:r>
+              <w:rPr>
+                <w:rFonts w:cstheme="minorHAnsi"/>
+                <w:sz w:val="20"/>
+                <w:szCs w:val="20"/>
+              </w:rPr>
+              <w:t>Disorgani</w:t>
             </w:r>
             <w:r>
               <w:rPr>
@@ -4266,7 +5104,85 @@
                 <w:sz w:val="20"/>
                 <w:szCs w:val="20"/>
               </w:rPr>
-              <w:t>ed files and directories with major inconsistencies. Little to no modularity or reusability. Poorly managed dependencies with critical issues. Structure demonstrates limited understanding of React/frontend architecture principles in most or all milestone applications.</w:t>
+              <w:t xml:space="preserve">ed files and directories with major inconsistencies. </w:t>
+            </w:r>
+          </w:p>
+          <w:p>
+            <w:pPr>
+              <w:rPr>
+                <w:rFonts w:cstheme="minorHAnsi"/>
+                <w:sz w:val="20"/>
+                <w:szCs w:val="20"/>
+              </w:rPr>
+            </w:pPr>
+          </w:p>
+          <w:p>
+            <w:pPr>
+              <w:rPr>
+                <w:rFonts w:cstheme="minorHAnsi"/>
+                <w:sz w:val="20"/>
+                <w:szCs w:val="20"/>
+              </w:rPr>
+            </w:pPr>
+            <w:r>
+              <w:rPr>
+                <w:rFonts w:cstheme="minorHAnsi"/>
+                <w:sz w:val="20"/>
+                <w:szCs w:val="20"/>
+              </w:rPr>
+              <w:t xml:space="preserve">Little to no modularity or reusability. </w:t>
+            </w:r>
+          </w:p>
+          <w:p>
+            <w:pPr>
+              <w:rPr>
+                <w:rFonts w:cstheme="minorHAnsi"/>
+                <w:sz w:val="20"/>
+                <w:szCs w:val="20"/>
+              </w:rPr>
+            </w:pPr>
+          </w:p>
+          <w:p>
+            <w:pPr>
+              <w:rPr>
+                <w:rFonts w:cstheme="minorHAnsi"/>
+                <w:sz w:val="20"/>
+                <w:szCs w:val="20"/>
+              </w:rPr>
+            </w:pPr>
+            <w:r>
+              <w:rPr>
+                <w:rFonts w:cstheme="minorHAnsi"/>
+                <w:sz w:val="20"/>
+                <w:szCs w:val="20"/>
+              </w:rPr>
+              <w:t xml:space="preserve">Poorly managed dependencies with critical issues. </w:t>
+            </w:r>
+          </w:p>
+          <w:p>
+            <w:pPr>
+              <w:rPr>
+                <w:rFonts w:cstheme="minorHAnsi"/>
+                <w:sz w:val="20"/>
+                <w:szCs w:val="20"/>
+              </w:rPr>
+            </w:pPr>
+          </w:p>
+          <w:p>
+            <w:pPr>
+              <w:rPr>
+                <w:rFonts w:cstheme="minorHAnsi"/>
+                <w:sz w:val="20"/>
+                <w:szCs w:val="20"/>
+              </w:rPr>
+            </w:pPr>
+            <w:r>
+              <w:rPr>
+                <w:rFonts w:cstheme="minorHAnsi"/>
+                <w:sz w:val="20"/>
+                <w:szCs w:val="20"/>
+              </w:rPr>
+              <w:t>Structure demonstrates limited understanding of React/frontend architecture principles in most or all milestone applications.</w:t>
             </w:r>
           </w:p>
         </w:tc>
@@ -4414,6 +5330,7 @@
                 <w:sz w:val="20"/>
                 <w:szCs w:val="20"/>
               </w:rPr>
+              <w:lastRenderedPageBreak/>
               <w:t>Naming Conventions (5%)</w:t>
             </w:r>
           </w:p>
@@ -4449,7 +5366,109 @@
                 <w:sz w:val="20"/>
                 <w:szCs w:val="20"/>
               </w:rPr>
-              <w:t>Exceptional naming conventions throughout the codebase. All files, components, functions, and variables have clear, descriptive, and consistent names that perfectly reflect their purpose. Naming follows React/JS industry standard conventions (PascalCase for components, camelCase for functions/variables) appropriately throughout all code. Naming demonstrates exceptional clarity and consistency across all milestone applications.</w:t>
+              <w:t xml:space="preserve">Exceptional naming conventions throughout the codebase. </w:t>
+            </w:r>
+          </w:p>
+          <w:p>
+            <w:pPr>
+              <w:pStyle w:val="NoSpacing"/>
+              <w:rPr>
+                <w:rFonts w:cstheme="minorHAnsi"/>
+                <w:sz w:val="20"/>
+                <w:szCs w:val="20"/>
+              </w:rPr>
+            </w:pPr>
+          </w:p>
+          <w:p>
+            <w:pPr>
+              <w:pStyle w:val="NoSpacing"/>
+              <w:rPr>
+                <w:rFonts w:cstheme="minorHAnsi"/>
+                <w:sz w:val="20"/>
+                <w:szCs w:val="20"/>
+              </w:rPr>
+            </w:pPr>
+            <w:r>
+              <w:rPr>
+                <w:rFonts w:cstheme="minorHAnsi"/>
+                <w:sz w:val="20"/>
+                <w:szCs w:val="20"/>
+              </w:rPr>
+              <w:t xml:space="preserve">All files, components, functions, and variables have clear, descriptive, and consistent names that perfectly reflect their purpose. </w:t>
+            </w:r>
+          </w:p>
+          <w:p>
+            <w:pPr>
+              <w:pStyle w:val="NoSpacing"/>
+              <w:rPr>
+                <w:rFonts w:cstheme="minorHAnsi"/>
+                <w:sz w:val="20"/>
+                <w:szCs w:val="20"/>
+              </w:rPr>
+            </w:pPr>
+          </w:p>
+          <w:p>
+            <w:pPr>
+              <w:pStyle w:val="NoSpacing"/>
+              <w:rPr>
+                <w:rFonts w:cstheme="minorHAnsi"/>
+                <w:sz w:val="20"/>
+                <w:szCs w:val="20"/>
+              </w:rPr>
+            </w:pPr>
+            <w:r>
+              <w:rPr>
+                <w:rFonts w:cstheme="minorHAnsi"/>
+                <w:sz w:val="20"/>
+                <w:szCs w:val="20"/>
+              </w:rPr>
+              <w:t>Naming follows React/JS industry standard conventions (</w:t>
+            </w:r>
+            <w:proofErr w:type="spellStart"/>
+            <w:r>
+              <w:rPr>
+                <w:rFonts w:cstheme="minorHAnsi"/>
+                <w:sz w:val="20"/>
+                <w:szCs w:val="20"/>
+              </w:rPr>
+              <w:t>PascalCase</w:t>
+            </w:r>
+            <w:proofErr w:type="spellEnd"/>
+            <w:r>
+              <w:rPr>
+                <w:rFonts w:cstheme="minorHAnsi"/>
+                <w:sz w:val="20"/>
+                <w:szCs w:val="20"/>
+              </w:rPr>
+              <w:t xml:space="preserve"> for components, camelCase for functions/variables) appropriately throughout all code. </w:t>
+            </w:r>
+          </w:p>
+          <w:p>
+            <w:pPr>
+              <w:pStyle w:val="NoSpacing"/>
+              <w:rPr>
+                <w:rFonts w:cstheme="minorHAnsi"/>
+                <w:sz w:val="20"/>
+                <w:szCs w:val="20"/>
+              </w:rPr>
+            </w:pPr>
+          </w:p>
+          <w:p>
+            <w:pPr>
+              <w:pStyle w:val="NoSpacing"/>
+              <w:rPr>
+                <w:rFonts w:cstheme="minorHAnsi"/>
+                <w:sz w:val="20"/>
+                <w:szCs w:val="20"/>
+              </w:rPr>
+            </w:pPr>
+            <w:r>
+              <w:rPr>
+                <w:rFonts w:cstheme="minorHAnsi"/>
+                <w:sz w:val="20"/>
+                <w:szCs w:val="20"/>
+              </w:rPr>
+              <w:t>Naming demonstrates exceptional clarity and consistency across all milestone applications.</w:t>
             </w:r>
           </w:p>
         </w:tc>
@@ -4471,7 +5490,85 @@
                 <w:sz w:val="20"/>
                 <w:szCs w:val="20"/>
               </w:rPr>
-              <w:t>Good naming conventions with minor inconsistencies. Most files, components, functions, and variables have clear and descriptive names. Naming mostly follows appropriate conventions with occasional deviations. Good overall clarity and consistency in naming across most milestone applications.</w:t>
+              <w:t xml:space="preserve">Good naming conventions with minor inconsistencies. </w:t>
+            </w:r>
+          </w:p>
+          <w:p>
+            <w:pPr>
+              <w:rPr>
+                <w:rFonts w:cstheme="minorHAnsi"/>
+                <w:sz w:val="20"/>
+                <w:szCs w:val="20"/>
+              </w:rPr>
+            </w:pPr>
+          </w:p>
+          <w:p>
+            <w:pPr>
+              <w:rPr>
+                <w:rFonts w:cstheme="minorHAnsi"/>
+                <w:sz w:val="20"/>
+                <w:szCs w:val="20"/>
+              </w:rPr>
+            </w:pPr>
+            <w:r>
+              <w:rPr>
+                <w:rFonts w:cstheme="minorHAnsi"/>
+                <w:sz w:val="20"/>
+                <w:szCs w:val="20"/>
+              </w:rPr>
+              <w:t xml:space="preserve">Most files, components, functions, and variables have clear and descriptive names. </w:t>
+            </w:r>
+          </w:p>
+          <w:p>
+            <w:pPr>
+              <w:rPr>
+                <w:rFonts w:cstheme="minorHAnsi"/>
+                <w:sz w:val="20"/>
+                <w:szCs w:val="20"/>
+              </w:rPr>
+            </w:pPr>
+          </w:p>
+          <w:p>
+            <w:pPr>
+              <w:rPr>
+                <w:rFonts w:cstheme="minorHAnsi"/>
+                <w:sz w:val="20"/>
+                <w:szCs w:val="20"/>
+              </w:rPr>
+            </w:pPr>
+            <w:r>
+              <w:rPr>
+                <w:rFonts w:cstheme="minorHAnsi"/>
+                <w:sz w:val="20"/>
+                <w:szCs w:val="20"/>
+              </w:rPr>
+              <w:t xml:space="preserve">Naming mostly follows appropriate conventions with occasional deviations. </w:t>
+            </w:r>
+          </w:p>
+          <w:p>
+            <w:pPr>
+              <w:rPr>
+                <w:rFonts w:cstheme="minorHAnsi"/>
+                <w:sz w:val="20"/>
+                <w:szCs w:val="20"/>
+              </w:rPr>
+            </w:pPr>
+          </w:p>
+          <w:p>
+            <w:pPr>
+              <w:rPr>
+                <w:rFonts w:cstheme="minorHAnsi"/>
+                <w:sz w:val="20"/>
+                <w:szCs w:val="20"/>
+              </w:rPr>
+            </w:pPr>
+            <w:r>
+              <w:rPr>
+                <w:rFonts w:cstheme="minorHAnsi"/>
+                <w:sz w:val="20"/>
+                <w:szCs w:val="20"/>
+              </w:rPr>
+              <w:t>Good overall clarity and consistency in naming across most milestone applications.</w:t>
             </w:r>
           </w:p>
         </w:tc>
@@ -4493,7 +5590,85 @@
                 <w:sz w:val="20"/>
                 <w:szCs w:val="20"/>
               </w:rPr>
-              <w:t>Acceptable naming conventions but with notable inconsistencies. Some files, components, functions, and variables lack clarity or descriptiveness. Inconsistent application of naming conventions. Basic level of clarity in naming with significant room for improvement across multiple milestone applications.</w:t>
+              <w:t xml:space="preserve">Acceptable naming conventions but with notable inconsistencies. </w:t>
+            </w:r>
+          </w:p>
+          <w:p>
+            <w:pPr>
+              <w:rPr>
+                <w:rFonts w:cstheme="minorHAnsi"/>
+                <w:sz w:val="20"/>
+                <w:szCs w:val="20"/>
+              </w:rPr>
+            </w:pPr>
+          </w:p>
+          <w:p>
+            <w:pPr>
+              <w:rPr>
+                <w:rFonts w:cstheme="minorHAnsi"/>
+                <w:sz w:val="20"/>
+                <w:szCs w:val="20"/>
+              </w:rPr>
+            </w:pPr>
+            <w:r>
+              <w:rPr>
+                <w:rFonts w:cstheme="minorHAnsi"/>
+                <w:sz w:val="20"/>
+                <w:szCs w:val="20"/>
+              </w:rPr>
+              <w:t xml:space="preserve">Some files, components, functions, and variables lack clarity or descriptiveness. </w:t>
+            </w:r>
+          </w:p>
+          <w:p>
+            <w:pPr>
+              <w:rPr>
+                <w:rFonts w:cstheme="minorHAnsi"/>
+                <w:sz w:val="20"/>
+                <w:szCs w:val="20"/>
+              </w:rPr>
+            </w:pPr>
+          </w:p>
+          <w:p>
+            <w:pPr>
+              <w:rPr>
+                <w:rFonts w:cstheme="minorHAnsi"/>
+                <w:sz w:val="20"/>
+                <w:szCs w:val="20"/>
+              </w:rPr>
+            </w:pPr>
+            <w:r>
+              <w:rPr>
+                <w:rFonts w:cstheme="minorHAnsi"/>
+                <w:sz w:val="20"/>
+                <w:szCs w:val="20"/>
+              </w:rPr>
+              <w:t xml:space="preserve">Inconsistent application of naming conventions. </w:t>
+            </w:r>
+          </w:p>
+          <w:p>
+            <w:pPr>
+              <w:rPr>
+                <w:rFonts w:cstheme="minorHAnsi"/>
+                <w:sz w:val="20"/>
+                <w:szCs w:val="20"/>
+              </w:rPr>
+            </w:pPr>
+          </w:p>
+          <w:p>
+            <w:pPr>
+              <w:rPr>
+                <w:rFonts w:cstheme="minorHAnsi"/>
+                <w:sz w:val="20"/>
+                <w:szCs w:val="20"/>
+              </w:rPr>
+            </w:pPr>
+            <w:r>
+              <w:rPr>
+                <w:rFonts w:cstheme="minorHAnsi"/>
+                <w:sz w:val="20"/>
+                <w:szCs w:val="20"/>
+              </w:rPr>
+              <w:t>Basic level of clarity in naming with significant room for improvement across multiple milestone applications.</w:t>
             </w:r>
           </w:p>
         </w:tc>
@@ -4516,7 +5691,109 @@
                 <w:sz w:val="20"/>
                 <w:szCs w:val="20"/>
               </w:rPr>
-              <w:t>Poor naming conventions throughout. Many files, components, functions, and variables have unclear, non-descriptive, or misleading names. Little to no consistent application of naming conventions. Names create confusion and hinder code readability in most milestone applications.</w:t>
+              <w:t xml:space="preserve">Poor naming conventions throughout. </w:t>
+            </w:r>
+          </w:p>
+          <w:p>
+            <w:pPr>
+              <w:pStyle w:val="NoSpacing"/>
+              <w:rPr>
+                <w:rFonts w:cstheme="minorHAnsi"/>
+                <w:sz w:val="20"/>
+                <w:szCs w:val="20"/>
+              </w:rPr>
+            </w:pPr>
+          </w:p>
+          <w:p>
+            <w:pPr>
+              <w:pStyle w:val="NoSpacing"/>
+              <w:rPr>
+                <w:rFonts w:cstheme="minorHAnsi"/>
+                <w:sz w:val="20"/>
+                <w:szCs w:val="20"/>
+              </w:rPr>
+            </w:pPr>
+            <w:r>
+              <w:rPr>
+                <w:rFonts w:cstheme="minorHAnsi"/>
+                <w:sz w:val="20"/>
+                <w:szCs w:val="20"/>
+              </w:rPr>
+              <w:t xml:space="preserve">Many files, components, functions, and variables have </w:t>
+            </w:r>
+            <w:proofErr w:type="gramStart"/>
+            <w:r>
+              <w:rPr>
+                <w:rFonts w:cstheme="minorHAnsi"/>
+                <w:sz w:val="20"/>
+                <w:szCs w:val="20"/>
+              </w:rPr>
+              <w:t>unclear</w:t>
+            </w:r>
+            <w:proofErr w:type="gramEnd"/>
+            <w:r>
+              <w:rPr>
+                <w:rFonts w:cstheme="minorHAnsi"/>
+                <w:sz w:val="20"/>
+                <w:szCs w:val="20"/>
+              </w:rPr>
+              <w:t xml:space="preserve">, non-descriptive, or misleading names. </w:t>
+            </w:r>
+          </w:p>
+          <w:p>
+            <w:pPr>
+              <w:pStyle w:val="NoSpacing"/>
+              <w:rPr>
+                <w:rFonts w:cstheme="minorHAnsi"/>
+                <w:sz w:val="20"/>
+                <w:szCs w:val="20"/>
+              </w:rPr>
+            </w:pPr>
+          </w:p>
+          <w:p>
+            <w:pPr>
+              <w:pStyle w:val="NoSpacing"/>
+              <w:rPr>
+                <w:rFonts w:cstheme="minorHAnsi"/>
+                <w:sz w:val="20"/>
+                <w:szCs w:val="20"/>
+              </w:rPr>
+            </w:pPr>
+            <w:r>
+              <w:rPr>
+                <w:rFonts w:cstheme="minorHAnsi"/>
+                <w:sz w:val="20"/>
+                <w:szCs w:val="20"/>
+              </w:rPr>
+              <w:t xml:space="preserve">Little to no consistent application of naming conventions. </w:t>
+            </w:r>
+          </w:p>
+          <w:p>
+            <w:pPr>
+              <w:pStyle w:val="NoSpacing"/>
+              <w:rPr>
+                <w:rFonts w:cstheme="minorHAnsi"/>
+                <w:sz w:val="20"/>
+                <w:szCs w:val="20"/>
+              </w:rPr>
+            </w:pPr>
+          </w:p>
+          <w:p>
+            <w:pPr>
+              <w:pStyle w:val="NoSpacing"/>
+              <w:rPr>
+                <w:rFonts w:cstheme="minorHAnsi"/>
+                <w:sz w:val="20"/>
+                <w:szCs w:val="20"/>
+              </w:rPr>
+            </w:pPr>
+            <w:r>
+              <w:rPr>
+                <w:rFonts w:cstheme="minorHAnsi"/>
+                <w:sz w:val="20"/>
+                <w:szCs w:val="20"/>
+              </w:rPr>
+              <w:t>Names create confusion and hinder code readability in most milestone applications.</w:t>
             </w:r>
           </w:p>
         </w:tc>
@@ -4665,7 +5942,6 @@
                 <w:sz w:val="20"/>
                 <w:szCs w:val="20"/>
               </w:rPr>
-              <w:lastRenderedPageBreak/>
               <w:t>Documentation and Comments (5%)</w:t>
             </w:r>
           </w:p>
@@ -4700,23 +5976,89 @@
                 <w:sz w:val="20"/>
                 <w:szCs w:val="20"/>
               </w:rPr>
-              <w:t xml:space="preserve">Exceptional documentation using JSDoc format throughout the codebase. All components, functions, hooks, and complex sections have comprehensive, clear comments that perfectly explain their purpose, props, parameters, return values, and </w:t>
-            </w:r>
-            <w:r>
-              <w:rPr>
-                <w:rFonts w:cstheme="minorHAnsi"/>
-                <w:sz w:val="20"/>
-                <w:szCs w:val="20"/>
-              </w:rPr>
-              <w:t>behaviour</w:t>
-            </w:r>
-            <w:r>
-              <w:rPr>
-                <w:rFonts w:cstheme="minorHAnsi"/>
-                <w:sz w:val="20"/>
-                <w:szCs w:val="20"/>
-              </w:rPr>
-              <w:t>. Comments on complex logic are insightful and helpful. Documentation consistently maintained across all milestone applications.</w:t>
+              <w:t>Documentation</w:t>
+            </w:r>
+            <w:r>
+              <w:rPr>
+                <w:rFonts w:cstheme="minorHAnsi"/>
+                <w:sz w:val="20"/>
+                <w:szCs w:val="20"/>
+              </w:rPr>
+              <w:t xml:space="preserve"> using </w:t>
+            </w:r>
+            <w:proofErr w:type="spellStart"/>
+            <w:r>
+              <w:rPr>
+                <w:rFonts w:cstheme="minorHAnsi"/>
+                <w:sz w:val="20"/>
+                <w:szCs w:val="20"/>
+              </w:rPr>
+              <w:t>JSDoc</w:t>
+            </w:r>
+            <w:proofErr w:type="spellEnd"/>
+            <w:r>
+              <w:rPr>
+                <w:rFonts w:cstheme="minorHAnsi"/>
+                <w:sz w:val="20"/>
+                <w:szCs w:val="20"/>
+              </w:rPr>
+              <w:t xml:space="preserve"> consistently maintained across all milestone applications.</w:t>
+            </w:r>
+          </w:p>
+          <w:p>
+            <w:pPr>
+              <w:pStyle w:val="NoSpacing"/>
+              <w:rPr>
+                <w:rFonts w:cstheme="minorHAnsi"/>
+                <w:sz w:val="20"/>
+                <w:szCs w:val="20"/>
+              </w:rPr>
+            </w:pPr>
+          </w:p>
+          <w:p>
+            <w:pPr>
+              <w:pStyle w:val="NoSpacing"/>
+              <w:rPr>
+                <w:rFonts w:cstheme="minorHAnsi"/>
+                <w:sz w:val="20"/>
+                <w:szCs w:val="20"/>
+              </w:rPr>
+            </w:pPr>
+            <w:r>
+              <w:rPr>
+                <w:rFonts w:cstheme="minorHAnsi"/>
+                <w:sz w:val="20"/>
+                <w:szCs w:val="20"/>
+              </w:rPr>
+              <w:t xml:space="preserve">All components, functions, hooks, and complex sections have comprehensive, clear comments that perfectly explain their purpose, props, parameters, return values, and behaviour. </w:t>
+            </w:r>
+          </w:p>
+          <w:p>
+            <w:pPr>
+              <w:pStyle w:val="NoSpacing"/>
+              <w:rPr>
+                <w:rFonts w:cstheme="minorHAnsi"/>
+                <w:sz w:val="20"/>
+                <w:szCs w:val="20"/>
+              </w:rPr>
+            </w:pPr>
+          </w:p>
+          <w:p>
+            <w:pPr>
+              <w:pStyle w:val="NoSpacing"/>
+              <w:rPr>
+                <w:rFonts w:cstheme="minorHAnsi"/>
+                <w:sz w:val="20"/>
+                <w:szCs w:val="20"/>
+              </w:rPr>
+            </w:pPr>
+            <w:r>
+              <w:rPr>
+                <w:rFonts w:cstheme="minorHAnsi"/>
+                <w:sz w:val="20"/>
+                <w:szCs w:val="20"/>
+              </w:rPr>
+              <w:t xml:space="preserve">Comments on complex logic are insightful and helpful. </w:t>
             </w:r>
           </w:p>
         </w:tc>
@@ -4738,23 +6080,93 @@
                 <w:sz w:val="20"/>
                 <w:szCs w:val="20"/>
               </w:rPr>
-              <w:t xml:space="preserve">Good documentation using JSDoc format with minor gaps. Most components, functions, hooks, and complex sections have good comments. Comments generally explain purpose and </w:t>
-            </w:r>
-            <w:r>
-              <w:rPr>
-                <w:rFonts w:cstheme="minorHAnsi"/>
-                <w:sz w:val="20"/>
-                <w:szCs w:val="20"/>
-              </w:rPr>
-              <w:t>behaviour</w:t>
-            </w:r>
-            <w:r>
-              <w:rPr>
-                <w:rFonts w:cstheme="minorHAnsi"/>
-                <w:sz w:val="20"/>
-                <w:szCs w:val="20"/>
-              </w:rPr>
-              <w:t xml:space="preserve"> well. Documentation maintained across most milestone applications with occasional inconsistencies.</w:t>
+              <w:t xml:space="preserve">Documentation </w:t>
+            </w:r>
+            <w:r>
+              <w:rPr>
+                <w:rFonts w:cstheme="minorHAnsi"/>
+                <w:sz w:val="20"/>
+                <w:szCs w:val="20"/>
+              </w:rPr>
+              <w:t xml:space="preserve">using </w:t>
+            </w:r>
+            <w:proofErr w:type="spellStart"/>
+            <w:r>
+              <w:rPr>
+                <w:rFonts w:cstheme="minorHAnsi"/>
+                <w:sz w:val="20"/>
+                <w:szCs w:val="20"/>
+              </w:rPr>
+              <w:t>JSDocs</w:t>
+            </w:r>
+            <w:proofErr w:type="spellEnd"/>
+            <w:r>
+              <w:rPr>
+                <w:rFonts w:cstheme="minorHAnsi"/>
+                <w:sz w:val="20"/>
+                <w:szCs w:val="20"/>
+              </w:rPr>
+              <w:t xml:space="preserve"> </w:t>
+            </w:r>
+            <w:r>
+              <w:rPr>
+                <w:rFonts w:cstheme="minorHAnsi"/>
+                <w:sz w:val="20"/>
+                <w:szCs w:val="20"/>
+              </w:rPr>
+              <w:t>maintained across most milestone applications with occasional inconsistencies.</w:t>
+            </w:r>
+          </w:p>
+          <w:p>
+            <w:pPr>
+              <w:rPr>
+                <w:rFonts w:cstheme="minorHAnsi"/>
+                <w:sz w:val="20"/>
+                <w:szCs w:val="20"/>
+              </w:rPr>
+            </w:pPr>
+          </w:p>
+          <w:p>
+            <w:pPr>
+              <w:rPr>
+                <w:rFonts w:cstheme="minorHAnsi"/>
+                <w:sz w:val="20"/>
+                <w:szCs w:val="20"/>
+              </w:rPr>
+            </w:pPr>
+            <w:r>
+              <w:rPr>
+                <w:rFonts w:cstheme="minorHAnsi"/>
+                <w:sz w:val="20"/>
+                <w:szCs w:val="20"/>
+              </w:rPr>
+              <w:t xml:space="preserve">Most components, functions, hooks, and complex sections have good comments. </w:t>
+            </w:r>
+          </w:p>
+          <w:p>
+            <w:pPr>
+              <w:rPr>
+                <w:rFonts w:cstheme="minorHAnsi"/>
+                <w:sz w:val="20"/>
+                <w:szCs w:val="20"/>
+              </w:rPr>
+            </w:pPr>
+          </w:p>
+          <w:p>
+            <w:pPr>
+              <w:rPr>
+                <w:rFonts w:cstheme="minorHAnsi"/>
+                <w:sz w:val="20"/>
+                <w:szCs w:val="20"/>
+              </w:rPr>
+            </w:pPr>
+            <w:r>
+              <w:rPr>
+                <w:rFonts w:cstheme="minorHAnsi"/>
+                <w:sz w:val="20"/>
+                <w:szCs w:val="20"/>
+              </w:rPr>
+              <w:t xml:space="preserve">Comments generally explain purpose and behaviour well. </w:t>
             </w:r>
           </w:p>
         </w:tc>
@@ -4776,8 +6188,112 @@
                 <w:sz w:val="20"/>
                 <w:szCs w:val="20"/>
               </w:rPr>
-              <w:t>Acceptable documentation but with significant gaps. Basic JSDoc format used inconsistently. Some components, functions, hooks, and complex sections lack comments. Existing comments provide basic explanation but may miss important details. Documentation quality varies considerably across milestone applications.</w:t>
-            </w:r>
+              <w:t xml:space="preserve">Documentation </w:t>
+            </w:r>
+            <w:r>
+              <w:rPr>
+                <w:rFonts w:cstheme="minorHAnsi"/>
+                <w:sz w:val="20"/>
+                <w:szCs w:val="20"/>
+              </w:rPr>
+              <w:t xml:space="preserve">using </w:t>
+            </w:r>
+            <w:proofErr w:type="spellStart"/>
+            <w:r>
+              <w:rPr>
+                <w:rFonts w:cstheme="minorHAnsi"/>
+                <w:sz w:val="20"/>
+                <w:szCs w:val="20"/>
+              </w:rPr>
+              <w:t>JSDocs</w:t>
+            </w:r>
+            <w:proofErr w:type="spellEnd"/>
+            <w:r>
+              <w:rPr>
+                <w:rFonts w:cstheme="minorHAnsi"/>
+                <w:sz w:val="20"/>
+                <w:szCs w:val="20"/>
+              </w:rPr>
+              <w:t xml:space="preserve"> </w:t>
+            </w:r>
+            <w:r>
+              <w:rPr>
+                <w:rFonts w:cstheme="minorHAnsi"/>
+                <w:sz w:val="20"/>
+                <w:szCs w:val="20"/>
+              </w:rPr>
+              <w:t>quality varies considerably across milestone applications.</w:t>
+            </w:r>
+          </w:p>
+          <w:p>
+            <w:pPr>
+              <w:rPr>
+                <w:rFonts w:cstheme="minorHAnsi"/>
+                <w:sz w:val="20"/>
+                <w:szCs w:val="20"/>
+              </w:rPr>
+            </w:pPr>
+          </w:p>
+          <w:p>
+            <w:pPr>
+              <w:rPr>
+                <w:rFonts w:cstheme="minorHAnsi"/>
+                <w:sz w:val="20"/>
+                <w:szCs w:val="20"/>
+              </w:rPr>
+            </w:pPr>
+            <w:r>
+              <w:rPr>
+                <w:rFonts w:cstheme="minorHAnsi"/>
+                <w:sz w:val="20"/>
+                <w:szCs w:val="20"/>
+              </w:rPr>
+              <w:t xml:space="preserve">Some components, functions, hooks, and complex sections lack comments. </w:t>
+            </w:r>
+          </w:p>
+          <w:p>
+            <w:pPr>
+              <w:rPr>
+                <w:rFonts w:cstheme="minorHAnsi"/>
+                <w:sz w:val="20"/>
+                <w:szCs w:val="20"/>
+              </w:rPr>
+            </w:pPr>
+          </w:p>
+          <w:p>
+            <w:pPr>
+              <w:rPr>
+                <w:rFonts w:cstheme="minorHAnsi"/>
+                <w:sz w:val="20"/>
+                <w:szCs w:val="20"/>
+              </w:rPr>
+            </w:pPr>
+            <w:r>
+              <w:rPr>
+                <w:rFonts w:cstheme="minorHAnsi"/>
+                <w:sz w:val="20"/>
+                <w:szCs w:val="20"/>
+              </w:rPr>
+              <w:t xml:space="preserve">Existing comments provide basic explanation but may miss important details. </w:t>
+            </w:r>
+          </w:p>
+          <w:p>
+            <w:pPr>
+              <w:rPr>
+                <w:rFonts w:cstheme="minorHAnsi"/>
+                <w:sz w:val="20"/>
+                <w:szCs w:val="20"/>
+              </w:rPr>
+            </w:pPr>
+          </w:p>
+          <w:p>
+            <w:pPr>
+              <w:rPr>
+                <w:rFonts w:cstheme="minorHAnsi"/>
+                <w:sz w:val="20"/>
+                <w:szCs w:val="20"/>
+              </w:rPr>
+            </w:pPr>
           </w:p>
         </w:tc>
         <w:tc>
@@ -4799,7 +6315,63 @@
                 <w:sz w:val="20"/>
                 <w:szCs w:val="20"/>
               </w:rPr>
-              <w:t>Poor or minimal documentation. Little to no use of JSDoc format. Many components, functions, hooks, and complex sections lack comments. Existing comments are sparse, unhelpful, or outdated. Documentation is inconsistent or missing from large portions of the codebase across multiple milestone applications.</w:t>
+              <w:t>Documentation is inconsistent or missing from large portions of the codebase across multiple milestone applications.</w:t>
+            </w:r>
+          </w:p>
+          <w:p>
+            <w:pPr>
+              <w:pStyle w:val="NoSpacing"/>
+              <w:rPr>
+                <w:rFonts w:cstheme="minorHAnsi"/>
+                <w:sz w:val="20"/>
+                <w:szCs w:val="20"/>
+              </w:rPr>
+            </w:pPr>
+          </w:p>
+          <w:p>
+            <w:pPr>
+              <w:pStyle w:val="NoSpacing"/>
+              <w:rPr>
+                <w:rFonts w:cstheme="minorHAnsi"/>
+                <w:sz w:val="20"/>
+                <w:szCs w:val="20"/>
+              </w:rPr>
+            </w:pPr>
+            <w:r>
+              <w:rPr>
+                <w:rFonts w:cstheme="minorHAnsi"/>
+                <w:sz w:val="20"/>
+                <w:szCs w:val="20"/>
+              </w:rPr>
+              <w:t xml:space="preserve">Many components, functions, hooks, and complex sections lack comments. </w:t>
+            </w:r>
+          </w:p>
+          <w:p>
+            <w:pPr>
+              <w:pStyle w:val="NoSpacing"/>
+              <w:rPr>
+                <w:rFonts w:cstheme="minorHAnsi"/>
+                <w:sz w:val="20"/>
+                <w:szCs w:val="20"/>
+              </w:rPr>
+            </w:pPr>
+          </w:p>
+          <w:p>
+            <w:pPr>
+              <w:pStyle w:val="NoSpacing"/>
+              <w:rPr>
+                <w:rFonts w:cstheme="minorHAnsi"/>
+                <w:sz w:val="20"/>
+                <w:szCs w:val="20"/>
+              </w:rPr>
+            </w:pPr>
+            <w:r>
+              <w:rPr>
+                <w:rFonts w:cstheme="minorHAnsi"/>
+                <w:sz w:val="20"/>
+                <w:szCs w:val="20"/>
+              </w:rPr>
+              <w:t xml:space="preserve">Existing comments are sparse, unhelpful, or outdated. </w:t>
             </w:r>
           </w:p>
         </w:tc>
@@ -4948,6 +6520,7 @@
                 <w:sz w:val="20"/>
                 <w:szCs w:val="20"/>
               </w:rPr>
+              <w:lastRenderedPageBreak/>
               <w:t>Code Formatting (5%)</w:t>
             </w:r>
           </w:p>
@@ -4982,7 +6555,79 @@
                 <w:sz w:val="20"/>
                 <w:szCs w:val="20"/>
               </w:rPr>
-              <w:t>Exceptional code formatting throughout the codebase. Perfect consistency in indentation, spacing, and use of braces. Appropriate blank lines between sections for optimal readability. Proper use of Prettier or similar tool with evidence of automated formatting in all files. Configuration files for formatting tools are properly set up and maintained across all milestone applications.</w:t>
+              <w:t>Exceptional code formatting throughout the codebase. Perfect consistency in indentation, spacing, and use of braces.</w:t>
+            </w:r>
+          </w:p>
+          <w:p>
+            <w:pPr>
+              <w:pStyle w:val="NoSpacing"/>
+              <w:rPr>
+                <w:rFonts w:cstheme="minorHAnsi"/>
+                <w:sz w:val="20"/>
+                <w:szCs w:val="20"/>
+              </w:rPr>
+            </w:pPr>
+          </w:p>
+          <w:p>
+            <w:pPr>
+              <w:pStyle w:val="NoSpacing"/>
+              <w:rPr>
+                <w:rFonts w:cstheme="minorHAnsi"/>
+                <w:sz w:val="20"/>
+                <w:szCs w:val="20"/>
+              </w:rPr>
+            </w:pPr>
+            <w:r>
+              <w:rPr>
+                <w:rFonts w:cstheme="minorHAnsi"/>
+                <w:sz w:val="20"/>
+                <w:szCs w:val="20"/>
+              </w:rPr>
+              <w:t xml:space="preserve">Appropriate blank lines between sections for optimal readability. </w:t>
+            </w:r>
+          </w:p>
+          <w:p>
+            <w:pPr>
+              <w:pStyle w:val="NoSpacing"/>
+              <w:rPr>
+                <w:rFonts w:cstheme="minorHAnsi"/>
+                <w:sz w:val="20"/>
+                <w:szCs w:val="20"/>
+              </w:rPr>
+            </w:pPr>
+          </w:p>
+          <w:p>
+            <w:pPr>
+              <w:pStyle w:val="NoSpacing"/>
+              <w:rPr>
+                <w:rFonts w:cstheme="minorHAnsi"/>
+                <w:sz w:val="20"/>
+                <w:szCs w:val="20"/>
+              </w:rPr>
+            </w:pPr>
+            <w:r>
+              <w:rPr>
+                <w:rFonts w:cstheme="minorHAnsi"/>
+                <w:sz w:val="20"/>
+                <w:szCs w:val="20"/>
+              </w:rPr>
+              <w:t>Proper use of Prettier or similar tool with evidence of automated formatting in all files.</w:t>
+            </w:r>
+            <w:r>
+              <w:rPr>
+                <w:rFonts w:cstheme="minorHAnsi"/>
+                <w:sz w:val="20"/>
+                <w:szCs w:val="20"/>
+              </w:rPr>
+              <w:t xml:space="preserve"> </w:t>
+            </w:r>
+            <w:r>
+              <w:rPr>
+                <w:rFonts w:cstheme="minorHAnsi"/>
+                <w:sz w:val="20"/>
+                <w:szCs w:val="20"/>
+              </w:rPr>
+              <w:t>Configuration files for formatting tools are properly set up and maintained across all milestone applications.</w:t>
             </w:r>
           </w:p>
         </w:tc>
@@ -5004,7 +6649,59 @@
                 <w:sz w:val="20"/>
                 <w:szCs w:val="20"/>
               </w:rPr>
-              <w:t>Good code formatting with minor inconsistencies. Generally consistent indentation, spacing, and use of braces. Appropriate use of blank lines in most places. Evidence of automated formatting tool usage with occasional manual overrides or missed files across milestone applications.</w:t>
+              <w:t xml:space="preserve">Good code formatting with minor inconsistencies. Generally consistent indentation, spacing, and use of braces. </w:t>
+            </w:r>
+          </w:p>
+          <w:p>
+            <w:pPr>
+              <w:rPr>
+                <w:rFonts w:cstheme="minorHAnsi"/>
+                <w:sz w:val="20"/>
+                <w:szCs w:val="20"/>
+              </w:rPr>
+            </w:pPr>
+          </w:p>
+          <w:p>
+            <w:pPr>
+              <w:rPr>
+                <w:rFonts w:cstheme="minorHAnsi"/>
+                <w:sz w:val="20"/>
+                <w:szCs w:val="20"/>
+              </w:rPr>
+            </w:pPr>
+            <w:r>
+              <w:rPr>
+                <w:rFonts w:cstheme="minorHAnsi"/>
+                <w:sz w:val="20"/>
+                <w:szCs w:val="20"/>
+              </w:rPr>
+              <w:t xml:space="preserve">Appropriate use of blank lines in most places. </w:t>
+            </w:r>
+          </w:p>
+          <w:p>
+            <w:pPr>
+              <w:rPr>
+                <w:rFonts w:cstheme="minorHAnsi"/>
+                <w:sz w:val="20"/>
+                <w:szCs w:val="20"/>
+              </w:rPr>
+            </w:pPr>
+          </w:p>
+          <w:p>
+            <w:pPr>
+              <w:rPr>
+                <w:rFonts w:cstheme="minorHAnsi"/>
+                <w:sz w:val="20"/>
+                <w:szCs w:val="20"/>
+              </w:rPr>
+            </w:pPr>
+            <w:r>
+              <w:rPr>
+                <w:rFonts w:cstheme="minorHAnsi"/>
+                <w:sz w:val="20"/>
+                <w:szCs w:val="20"/>
+              </w:rPr>
+              <w:t>Evidence of automated formatting tool usage with occasional manual overrides or missed files across milestone applications.</w:t>
             </w:r>
           </w:p>
         </w:tc>
@@ -5026,7 +6723,59 @@
                 <w:sz w:val="20"/>
                 <w:szCs w:val="20"/>
               </w:rPr>
-              <w:t>Acceptable code formatting but with notable inconsistencies. Basic formatting standards followed but with significant variations. Inconsistent use of blank lines. Some evidence of automated formatting tools but applied inconsistently across milestone applications.</w:t>
+              <w:t xml:space="preserve">Acceptable code formatting but with notable inconsistencies. Basic formatting standards followed but with significant variations. </w:t>
+            </w:r>
+          </w:p>
+          <w:p>
+            <w:pPr>
+              <w:rPr>
+                <w:rFonts w:cstheme="minorHAnsi"/>
+                <w:sz w:val="20"/>
+                <w:szCs w:val="20"/>
+              </w:rPr>
+            </w:pPr>
+          </w:p>
+          <w:p>
+            <w:pPr>
+              <w:rPr>
+                <w:rFonts w:cstheme="minorHAnsi"/>
+                <w:sz w:val="20"/>
+                <w:szCs w:val="20"/>
+              </w:rPr>
+            </w:pPr>
+            <w:r>
+              <w:rPr>
+                <w:rFonts w:cstheme="minorHAnsi"/>
+                <w:sz w:val="20"/>
+                <w:szCs w:val="20"/>
+              </w:rPr>
+              <w:t xml:space="preserve">Inconsistent use of blank lines. </w:t>
+            </w:r>
+          </w:p>
+          <w:p>
+            <w:pPr>
+              <w:rPr>
+                <w:rFonts w:cstheme="minorHAnsi"/>
+                <w:sz w:val="20"/>
+                <w:szCs w:val="20"/>
+              </w:rPr>
+            </w:pPr>
+          </w:p>
+          <w:p>
+            <w:pPr>
+              <w:rPr>
+                <w:rFonts w:cstheme="minorHAnsi"/>
+                <w:sz w:val="20"/>
+                <w:szCs w:val="20"/>
+              </w:rPr>
+            </w:pPr>
+            <w:r>
+              <w:rPr>
+                <w:rFonts w:cstheme="minorHAnsi"/>
+                <w:sz w:val="20"/>
+                <w:szCs w:val="20"/>
+              </w:rPr>
+              <w:t>Some evidence of automated formatting tools but applied inconsistently across milestone applications.</w:t>
             </w:r>
           </w:p>
         </w:tc>
@@ -5049,7 +6798,63 @@
                 <w:sz w:val="20"/>
                 <w:szCs w:val="20"/>
               </w:rPr>
-              <w:t>Poor code formatting throughout. Inconsistent or improper indentation, spacing, and use of braces. Minimal use of blank lines or inappropriate placement. Little to no evidence of automated formatting tools. Code is difficult to read due to formatting issues across most milestone applications.</w:t>
+              <w:t xml:space="preserve">Poor code formatting throughout. Inconsistent or improper indentation, spacing, and use of braces. </w:t>
+            </w:r>
+          </w:p>
+          <w:p>
+            <w:pPr>
+              <w:pStyle w:val="NoSpacing"/>
+              <w:rPr>
+                <w:rFonts w:cstheme="minorHAnsi"/>
+                <w:sz w:val="20"/>
+                <w:szCs w:val="20"/>
+              </w:rPr>
+            </w:pPr>
+          </w:p>
+          <w:p>
+            <w:pPr>
+              <w:pStyle w:val="NoSpacing"/>
+              <w:rPr>
+                <w:rFonts w:cstheme="minorHAnsi"/>
+                <w:sz w:val="20"/>
+                <w:szCs w:val="20"/>
+              </w:rPr>
+            </w:pPr>
+            <w:r>
+              <w:rPr>
+                <w:rFonts w:cstheme="minorHAnsi"/>
+                <w:sz w:val="20"/>
+                <w:szCs w:val="20"/>
+              </w:rPr>
+              <w:t xml:space="preserve">Minimal use of blank lines or inappropriate placement. </w:t>
+            </w:r>
+          </w:p>
+          <w:p>
+            <w:pPr>
+              <w:pStyle w:val="NoSpacing"/>
+              <w:rPr>
+                <w:rFonts w:cstheme="minorHAnsi"/>
+                <w:sz w:val="20"/>
+                <w:szCs w:val="20"/>
+              </w:rPr>
+            </w:pPr>
+          </w:p>
+          <w:p>
+            <w:pPr>
+              <w:pStyle w:val="NoSpacing"/>
+              <w:rPr>
+                <w:rFonts w:cstheme="minorHAnsi"/>
+                <w:sz w:val="20"/>
+                <w:szCs w:val="20"/>
+              </w:rPr>
+            </w:pPr>
+            <w:r>
+              <w:rPr>
+                <w:rFonts w:cstheme="minorHAnsi"/>
+                <w:sz w:val="20"/>
+                <w:szCs w:val="20"/>
+              </w:rPr>
+              <w:t>Little to no evidence of automated formatting tools. Code is difficult to read due to formatting issues across most milestone applications.</w:t>
             </w:r>
           </w:p>
         </w:tc>
@@ -5198,7 +7003,6 @@
                 <w:sz w:val="20"/>
                 <w:szCs w:val="20"/>
               </w:rPr>
-              <w:lastRenderedPageBreak/>
               <w:t>Dead Code (5%)</w:t>
             </w:r>
           </w:p>
@@ -5233,7 +7037,63 @@
                 <w:sz w:val="20"/>
                 <w:szCs w:val="20"/>
               </w:rPr>
-              <w:t>No dead code present in the codebase. All files, components, functions, and variables serve a clear purpose. No commented-out code blocks, unused imports, or redundant declarations. Code demonstrates exceptional discipline in maintaining only necessary components. Evidence of regular code reviews or linting to eliminate dead code across all milestone applications.</w:t>
+              <w:t xml:space="preserve">No dead code present in the codebase. All files, components, functions, and variables serve a clear purpose. </w:t>
+            </w:r>
+          </w:p>
+          <w:p>
+            <w:pPr>
+              <w:pStyle w:val="NoSpacing"/>
+              <w:rPr>
+                <w:rFonts w:cstheme="minorHAnsi"/>
+                <w:sz w:val="20"/>
+                <w:szCs w:val="20"/>
+              </w:rPr>
+            </w:pPr>
+          </w:p>
+          <w:p>
+            <w:pPr>
+              <w:pStyle w:val="NoSpacing"/>
+              <w:rPr>
+                <w:rFonts w:cstheme="minorHAnsi"/>
+                <w:sz w:val="20"/>
+                <w:szCs w:val="20"/>
+              </w:rPr>
+            </w:pPr>
+            <w:r>
+              <w:rPr>
+                <w:rFonts w:cstheme="minorHAnsi"/>
+                <w:sz w:val="20"/>
+                <w:szCs w:val="20"/>
+              </w:rPr>
+              <w:t xml:space="preserve">No commented-out code blocks, unused imports, or redundant declarations. </w:t>
+            </w:r>
+          </w:p>
+          <w:p>
+            <w:pPr>
+              <w:pStyle w:val="NoSpacing"/>
+              <w:rPr>
+                <w:rFonts w:cstheme="minorHAnsi"/>
+                <w:sz w:val="20"/>
+                <w:szCs w:val="20"/>
+              </w:rPr>
+            </w:pPr>
+          </w:p>
+          <w:p>
+            <w:pPr>
+              <w:pStyle w:val="NoSpacing"/>
+              <w:rPr>
+                <w:rFonts w:cstheme="minorHAnsi"/>
+                <w:sz w:val="20"/>
+                <w:szCs w:val="20"/>
+              </w:rPr>
+            </w:pPr>
+            <w:r>
+              <w:rPr>
+                <w:rFonts w:cstheme="minorHAnsi"/>
+                <w:sz w:val="20"/>
+                <w:szCs w:val="20"/>
+              </w:rPr>
+              <w:t xml:space="preserve">Code demonstrates exceptional discipline in maintaining only necessary components. </w:t>
             </w:r>
           </w:p>
         </w:tc>
@@ -5271,7 +7131,59 @@
                 <w:sz w:val="20"/>
                 <w:szCs w:val="20"/>
               </w:rPr>
-              <w:t xml:space="preserve"> significantly impact codebase clarity. Rare instances of commented-out code with clear explanatory notes. Good discipline in maintaining code cleanliness with occasional oversights across milestone applications.</w:t>
+              <w:t xml:space="preserve"> significantly impact codebase clarity. </w:t>
+            </w:r>
+          </w:p>
+          <w:p>
+            <w:pPr>
+              <w:rPr>
+                <w:rFonts w:cstheme="minorHAnsi"/>
+                <w:sz w:val="20"/>
+                <w:szCs w:val="20"/>
+              </w:rPr>
+            </w:pPr>
+          </w:p>
+          <w:p>
+            <w:pPr>
+              <w:rPr>
+                <w:rFonts w:cstheme="minorHAnsi"/>
+                <w:sz w:val="20"/>
+                <w:szCs w:val="20"/>
+              </w:rPr>
+            </w:pPr>
+            <w:r>
+              <w:rPr>
+                <w:rFonts w:cstheme="minorHAnsi"/>
+                <w:sz w:val="20"/>
+                <w:szCs w:val="20"/>
+              </w:rPr>
+              <w:t xml:space="preserve">Rare instances of commented-out code with clear explanatory notes. </w:t>
+            </w:r>
+          </w:p>
+          <w:p>
+            <w:pPr>
+              <w:rPr>
+                <w:rFonts w:cstheme="minorHAnsi"/>
+                <w:sz w:val="20"/>
+                <w:szCs w:val="20"/>
+              </w:rPr>
+            </w:pPr>
+          </w:p>
+          <w:p>
+            <w:pPr>
+              <w:rPr>
+                <w:rFonts w:cstheme="minorHAnsi"/>
+                <w:sz w:val="20"/>
+                <w:szCs w:val="20"/>
+              </w:rPr>
+            </w:pPr>
+            <w:r>
+              <w:rPr>
+                <w:rFonts w:cstheme="minorHAnsi"/>
+                <w:sz w:val="20"/>
+                <w:szCs w:val="20"/>
+              </w:rPr>
+              <w:t>Good discipline in maintaining code cleanliness with occasional oversights across milestone applications.</w:t>
             </w:r>
           </w:p>
         </w:tc>
@@ -5293,7 +7205,59 @@
                 <w:sz w:val="20"/>
                 <w:szCs w:val="20"/>
               </w:rPr>
-              <w:t>Some dead code present throughout the codebase. Multiple instances of unused elements that affect codebase clarity. Several commented-out code blocks without clear explanation. Basic attention to code cleanliness with notable room for improvement across multiple milestone applications.</w:t>
+              <w:t xml:space="preserve">Some dead code present throughout the codebase. Multiple instances of unused elements that affect codebase clarity. </w:t>
+            </w:r>
+          </w:p>
+          <w:p>
+            <w:pPr>
+              <w:rPr>
+                <w:rFonts w:cstheme="minorHAnsi"/>
+                <w:sz w:val="20"/>
+                <w:szCs w:val="20"/>
+              </w:rPr>
+            </w:pPr>
+          </w:p>
+          <w:p>
+            <w:pPr>
+              <w:rPr>
+                <w:rFonts w:cstheme="minorHAnsi"/>
+                <w:sz w:val="20"/>
+                <w:szCs w:val="20"/>
+              </w:rPr>
+            </w:pPr>
+            <w:r>
+              <w:rPr>
+                <w:rFonts w:cstheme="minorHAnsi"/>
+                <w:sz w:val="20"/>
+                <w:szCs w:val="20"/>
+              </w:rPr>
+              <w:t xml:space="preserve">Several commented-out code blocks without clear explanation. </w:t>
+            </w:r>
+          </w:p>
+          <w:p>
+            <w:pPr>
+              <w:rPr>
+                <w:rFonts w:cstheme="minorHAnsi"/>
+                <w:sz w:val="20"/>
+                <w:szCs w:val="20"/>
+              </w:rPr>
+            </w:pPr>
+          </w:p>
+          <w:p>
+            <w:pPr>
+              <w:rPr>
+                <w:rFonts w:cstheme="minorHAnsi"/>
+                <w:sz w:val="20"/>
+                <w:szCs w:val="20"/>
+              </w:rPr>
+            </w:pPr>
+            <w:r>
+              <w:rPr>
+                <w:rFonts w:cstheme="minorHAnsi"/>
+                <w:sz w:val="20"/>
+                <w:szCs w:val="20"/>
+              </w:rPr>
+              <w:t>Basic attention to code cleanliness with notable room for improvement across multiple milestone applications.</w:t>
             </w:r>
           </w:p>
         </w:tc>
@@ -5316,7 +7280,63 @@
                 <w:sz w:val="20"/>
                 <w:szCs w:val="20"/>
               </w:rPr>
-              <w:t>Significant dead code throughout the codebase. Many unused or redundant files, components, functions, or variables. Numerous commented-out code blocks without explanation. Little attention paid to code cleanliness, creating confusion and potential maintenance issues across most milestone applications.</w:t>
+              <w:t xml:space="preserve">Significant dead code throughout the codebase. Many unused or redundant files, components, functions, or variables. </w:t>
+            </w:r>
+          </w:p>
+          <w:p>
+            <w:pPr>
+              <w:pStyle w:val="NoSpacing"/>
+              <w:rPr>
+                <w:rFonts w:cstheme="minorHAnsi"/>
+                <w:sz w:val="20"/>
+                <w:szCs w:val="20"/>
+              </w:rPr>
+            </w:pPr>
+          </w:p>
+          <w:p>
+            <w:pPr>
+              <w:pStyle w:val="NoSpacing"/>
+              <w:rPr>
+                <w:rFonts w:cstheme="minorHAnsi"/>
+                <w:sz w:val="20"/>
+                <w:szCs w:val="20"/>
+              </w:rPr>
+            </w:pPr>
+            <w:r>
+              <w:rPr>
+                <w:rFonts w:cstheme="minorHAnsi"/>
+                <w:sz w:val="20"/>
+                <w:szCs w:val="20"/>
+              </w:rPr>
+              <w:t xml:space="preserve">Numerous commented-out code blocks without explanation. </w:t>
+            </w:r>
+          </w:p>
+          <w:p>
+            <w:pPr>
+              <w:pStyle w:val="NoSpacing"/>
+              <w:rPr>
+                <w:rFonts w:cstheme="minorHAnsi"/>
+                <w:sz w:val="20"/>
+                <w:szCs w:val="20"/>
+              </w:rPr>
+            </w:pPr>
+          </w:p>
+          <w:p>
+            <w:pPr>
+              <w:pStyle w:val="NoSpacing"/>
+              <w:rPr>
+                <w:rFonts w:cstheme="minorHAnsi"/>
+                <w:sz w:val="20"/>
+                <w:szCs w:val="20"/>
+              </w:rPr>
+            </w:pPr>
+            <w:r>
+              <w:rPr>
+                <w:rFonts w:cstheme="minorHAnsi"/>
+                <w:sz w:val="20"/>
+                <w:szCs w:val="20"/>
+              </w:rPr>
+              <w:t>Little attention paid to code cleanliness, creating confusion and potential maintenance issues across most milestone applications.</w:t>
             </w:r>
           </w:p>
         </w:tc>
@@ -5465,6 +7485,7 @@
                 <w:sz w:val="20"/>
                 <w:szCs w:val="20"/>
               </w:rPr>
+              <w:lastRenderedPageBreak/>
               <w:t>Performance and Scalability (10%)</w:t>
             </w:r>
           </w:p>
@@ -5500,23 +7521,63 @@
                 <w:sz w:val="20"/>
                 <w:szCs w:val="20"/>
               </w:rPr>
-              <w:t>Exceptional attention to performance and scalability. Optimal React patterns and hooks usage. Efficient state management with proper context or query caching. Appropriate component memoi</w:t>
-            </w:r>
-            <w:r>
-              <w:rPr>
-                <w:rFonts w:cstheme="minorHAnsi"/>
-                <w:sz w:val="20"/>
-                <w:szCs w:val="20"/>
-              </w:rPr>
-              <w:t>s</w:t>
-            </w:r>
-            <w:r>
-              <w:rPr>
-                <w:rFonts w:cstheme="minorHAnsi"/>
-                <w:sz w:val="20"/>
-                <w:szCs w:val="20"/>
-              </w:rPr>
-              <w:t>ation. Code demonstrates expert understanding of React performance optimi</w:t>
+              <w:t xml:space="preserve">Exceptional attention to performance and scalability. Optimal React patterns and hooks usage. </w:t>
+            </w:r>
+          </w:p>
+          <w:p>
+            <w:pPr>
+              <w:pStyle w:val="NoSpacing"/>
+              <w:rPr>
+                <w:rFonts w:cstheme="minorHAnsi"/>
+                <w:sz w:val="20"/>
+                <w:szCs w:val="20"/>
+              </w:rPr>
+            </w:pPr>
+          </w:p>
+          <w:p>
+            <w:pPr>
+              <w:pStyle w:val="NoSpacing"/>
+              <w:rPr>
+                <w:rFonts w:cstheme="minorHAnsi"/>
+                <w:sz w:val="20"/>
+                <w:szCs w:val="20"/>
+              </w:rPr>
+            </w:pPr>
+            <w:r>
+              <w:rPr>
+                <w:rFonts w:cstheme="minorHAnsi"/>
+                <w:sz w:val="20"/>
+                <w:szCs w:val="20"/>
+              </w:rPr>
+              <w:t xml:space="preserve">Efficient state management with proper context or query caching. </w:t>
+            </w:r>
+          </w:p>
+          <w:p>
+            <w:pPr>
+              <w:pStyle w:val="NoSpacing"/>
+              <w:rPr>
+                <w:rFonts w:cstheme="minorHAnsi"/>
+                <w:sz w:val="20"/>
+                <w:szCs w:val="20"/>
+              </w:rPr>
+            </w:pPr>
+          </w:p>
+          <w:p>
+            <w:pPr>
+              <w:pStyle w:val="NoSpacing"/>
+              <w:rPr>
+                <w:rFonts w:cstheme="minorHAnsi"/>
+                <w:sz w:val="20"/>
+                <w:szCs w:val="20"/>
+              </w:rPr>
+            </w:pPr>
+            <w:r>
+              <w:rPr>
+                <w:rFonts w:cstheme="minorHAnsi"/>
+                <w:sz w:val="20"/>
+                <w:szCs w:val="20"/>
+              </w:rPr>
+              <w:t>Code demonstrates expert understanding of React performance optimi</w:t>
             </w:r>
             <w:r>
               <w:rPr>
@@ -5555,32 +7616,52 @@
                 <w:sz w:val="20"/>
                 <w:szCs w:val="20"/>
               </w:rPr>
-              <w:t>Good attention to performance and scalability. Efficient React patterns and hooks used in most cases. Good state management practices. Some component memoi</w:t>
-            </w:r>
-            <w:r>
-              <w:rPr>
-                <w:rFonts w:cstheme="minorHAnsi"/>
-                <w:sz w:val="20"/>
-                <w:szCs w:val="20"/>
-              </w:rPr>
-              <w:t>s</w:t>
-            </w:r>
-            <w:r>
-              <w:rPr>
-                <w:rFonts w:cstheme="minorHAnsi"/>
-                <w:sz w:val="20"/>
-                <w:szCs w:val="20"/>
-              </w:rPr>
-              <w:t>ation where appropriate.</w:t>
-            </w:r>
-            <w:r>
-              <w:rPr>
-                <w:rFonts w:cstheme="minorHAnsi"/>
-                <w:sz w:val="20"/>
-                <w:szCs w:val="20"/>
-              </w:rPr>
-              <w:t xml:space="preserve"> </w:t>
-            </w:r>
+              <w:t xml:space="preserve">Good attention to performance and scalability. Efficient React patterns and hooks used in most cases. </w:t>
+            </w:r>
+          </w:p>
+          <w:p>
+            <w:pPr>
+              <w:rPr>
+                <w:rFonts w:cstheme="minorHAnsi"/>
+                <w:sz w:val="20"/>
+                <w:szCs w:val="20"/>
+              </w:rPr>
+            </w:pPr>
+          </w:p>
+          <w:p>
+            <w:pPr>
+              <w:rPr>
+                <w:rFonts w:cstheme="minorHAnsi"/>
+                <w:sz w:val="20"/>
+                <w:szCs w:val="20"/>
+              </w:rPr>
+            </w:pPr>
+            <w:r>
+              <w:rPr>
+                <w:rFonts w:cstheme="minorHAnsi"/>
+                <w:sz w:val="20"/>
+                <w:szCs w:val="20"/>
+              </w:rPr>
+              <w:t xml:space="preserve">Good state management practices. </w:t>
+            </w:r>
+          </w:p>
+          <w:p>
+            <w:pPr>
+              <w:rPr>
+                <w:rFonts w:cstheme="minorHAnsi"/>
+                <w:sz w:val="20"/>
+                <w:szCs w:val="20"/>
+              </w:rPr>
+            </w:pPr>
+          </w:p>
+          <w:p>
+            <w:pPr>
+              <w:rPr>
+                <w:rFonts w:cstheme="minorHAnsi"/>
+                <w:sz w:val="20"/>
+                <w:szCs w:val="20"/>
+              </w:rPr>
+            </w:pPr>
             <w:r>
               <w:rPr>
                 <w:rFonts w:cstheme="minorHAnsi"/>
@@ -5642,7 +7723,33 @@
                 <w:sz w:val="20"/>
                 <w:szCs w:val="20"/>
               </w:rPr>
-              <w:t>ation. State management works but lacks optimi</w:t>
+              <w:t xml:space="preserve">ation. </w:t>
+            </w:r>
+          </w:p>
+          <w:p>
+            <w:pPr>
+              <w:rPr>
+                <w:rFonts w:cstheme="minorHAnsi"/>
+                <w:sz w:val="20"/>
+                <w:szCs w:val="20"/>
+              </w:rPr>
+            </w:pPr>
+          </w:p>
+          <w:p>
+            <w:pPr>
+              <w:rPr>
+                <w:rFonts w:cstheme="minorHAnsi"/>
+                <w:sz w:val="20"/>
+                <w:szCs w:val="20"/>
+              </w:rPr>
+            </w:pPr>
+            <w:r>
+              <w:rPr>
+                <w:rFonts w:cstheme="minorHAnsi"/>
+                <w:sz w:val="20"/>
+                <w:szCs w:val="20"/>
+              </w:rPr>
+              <w:t>State management works but lacks optimi</w:t>
             </w:r>
             <w:r>
               <w:rPr>
@@ -5658,23 +7765,33 @@
                 <w:sz w:val="20"/>
                 <w:szCs w:val="20"/>
               </w:rPr>
-              <w:t>ation in some cases. Limited or no component memoi</w:t>
-            </w:r>
-            <w:r>
-              <w:rPr>
-                <w:rFonts w:cstheme="minorHAnsi"/>
-                <w:sz w:val="20"/>
-                <w:szCs w:val="20"/>
-              </w:rPr>
-              <w:t>s</w:t>
-            </w:r>
-            <w:r>
-              <w:rPr>
-                <w:rFonts w:cstheme="minorHAnsi"/>
-                <w:sz w:val="20"/>
-                <w:szCs w:val="20"/>
-              </w:rPr>
-              <w:t>ation. Code demonstrates basic understanding of performance considerations.</w:t>
+              <w:t xml:space="preserve">ation in some cases. </w:t>
+            </w:r>
+          </w:p>
+          <w:p>
+            <w:pPr>
+              <w:rPr>
+                <w:rFonts w:cstheme="minorHAnsi"/>
+                <w:sz w:val="20"/>
+                <w:szCs w:val="20"/>
+              </w:rPr>
+            </w:pPr>
+          </w:p>
+          <w:p>
+            <w:pPr>
+              <w:rPr>
+                <w:rFonts w:cstheme="minorHAnsi"/>
+                <w:sz w:val="20"/>
+                <w:szCs w:val="20"/>
+              </w:rPr>
+            </w:pPr>
+            <w:r>
+              <w:rPr>
+                <w:rFonts w:cstheme="minorHAnsi"/>
+                <w:sz w:val="20"/>
+                <w:szCs w:val="20"/>
+              </w:rPr>
+              <w:t>Code demonstrates basic understanding of performance considerations.</w:t>
             </w:r>
           </w:p>
         </w:tc>
@@ -5698,116 +7815,84 @@
                 <w:sz w:val="20"/>
                 <w:szCs w:val="20"/>
               </w:rPr>
-              <w:t>Poor attention to performance and scalability. Inefficient React patterns and inappropriate hook usage. Problematic state management. No component memoi</w:t>
-            </w:r>
-            <w:r>
-              <w:rPr>
-                <w:rFonts w:cstheme="minorHAnsi"/>
-                <w:sz w:val="20"/>
-                <w:szCs w:val="20"/>
-              </w:rPr>
-              <w:t>s</w:t>
-            </w:r>
-            <w:r>
-              <w:rPr>
-                <w:rFonts w:cstheme="minorHAnsi"/>
-                <w:sz w:val="20"/>
-                <w:szCs w:val="20"/>
-              </w:rPr>
-              <w:t>ation. Excessive re-renders or unnecessary API calls. Code demonstrates limited understanding of performance optimi</w:t>
-            </w:r>
-            <w:r>
-              <w:rPr>
-                <w:rFonts w:cstheme="minorHAnsi"/>
-                <w:sz w:val="20"/>
-                <w:szCs w:val="20"/>
-              </w:rPr>
-              <w:t>s</w:t>
-            </w:r>
-            <w:r>
-              <w:rPr>
-                <w:rFonts w:cstheme="minorHAnsi"/>
-                <w:sz w:val="20"/>
-                <w:szCs w:val="20"/>
-              </w:rPr>
-              <w:t>ation techniques across milestone applications.</w:t>
+              <w:t xml:space="preserve">Poor attention to performance and scalability. Inefficient React patterns and inappropriate hook usage. </w:t>
+            </w:r>
+          </w:p>
+          <w:p>
+            <w:pPr>
+              <w:pStyle w:val="NoSpacing"/>
+              <w:rPr>
+                <w:rFonts w:cstheme="minorHAnsi"/>
+                <w:sz w:val="20"/>
+                <w:szCs w:val="20"/>
+              </w:rPr>
+            </w:pPr>
+          </w:p>
+          <w:p>
+            <w:pPr>
+              <w:pStyle w:val="NoSpacing"/>
+              <w:rPr>
+                <w:rFonts w:cstheme="minorHAnsi"/>
+                <w:sz w:val="20"/>
+                <w:szCs w:val="20"/>
+              </w:rPr>
+            </w:pPr>
+            <w:r>
+              <w:rPr>
+                <w:rFonts w:cstheme="minorHAnsi"/>
+                <w:sz w:val="20"/>
+                <w:szCs w:val="20"/>
+              </w:rPr>
+              <w:t>Problematic state management.</w:t>
+            </w:r>
+            <w:r>
+              <w:rPr>
+                <w:rFonts w:cstheme="minorHAnsi"/>
+                <w:sz w:val="20"/>
+                <w:szCs w:val="20"/>
+              </w:rPr>
+              <w:t xml:space="preserve"> </w:t>
+            </w:r>
+            <w:r>
+              <w:rPr>
+                <w:rFonts w:cstheme="minorHAnsi"/>
+                <w:sz w:val="20"/>
+                <w:szCs w:val="20"/>
+              </w:rPr>
+              <w:t xml:space="preserve">Excessive re-renders or unnecessary API calls. </w:t>
+            </w:r>
+          </w:p>
+          <w:p>
+            <w:pPr>
+              <w:pStyle w:val="NoSpacing"/>
+              <w:rPr>
+                <w:rFonts w:cstheme="minorHAnsi"/>
+                <w:sz w:val="20"/>
+                <w:szCs w:val="20"/>
+              </w:rPr>
+            </w:pPr>
+          </w:p>
+          <w:p>
+            <w:pPr>
+              <w:pStyle w:val="NoSpacing"/>
+              <w:rPr>
+                <w:rFonts w:cstheme="minorHAnsi"/>
+                <w:sz w:val="20"/>
+                <w:szCs w:val="20"/>
+              </w:rPr>
+            </w:pPr>
+            <w:r>
+              <w:rPr>
+                <w:rFonts w:cstheme="minorHAnsi"/>
+                <w:sz w:val="20"/>
+                <w:szCs w:val="20"/>
+              </w:rPr>
+              <w:t>Code demonstrates limited understanding of performance optimisation techniques across milestone applications.</w:t>
             </w:r>
           </w:p>
         </w:tc>
       </w:tr>
     </w:tbl>
-    <w:p>
-      <w:pPr>
-        <w:rPr>
-          <w:rFonts w:cstheme="minorHAnsi"/>
-          <w:sz w:val="20"/>
-          <w:szCs w:val="20"/>
-        </w:rPr>
-      </w:pPr>
-    </w:p>
-    <w:p>
-      <w:pPr>
-        <w:rPr>
-          <w:rFonts w:cstheme="minorHAnsi"/>
-          <w:sz w:val="20"/>
-          <w:szCs w:val="20"/>
-        </w:rPr>
-      </w:pPr>
-    </w:p>
-    <w:p>
-      <w:pPr>
-        <w:rPr>
-          <w:rFonts w:cstheme="minorHAnsi"/>
-          <w:sz w:val="20"/>
-          <w:szCs w:val="20"/>
-        </w:rPr>
-      </w:pPr>
-    </w:p>
-    <w:p>
-      <w:pPr>
-        <w:rPr>
-          <w:rFonts w:cstheme="minorHAnsi"/>
-          <w:sz w:val="20"/>
-          <w:szCs w:val="20"/>
-        </w:rPr>
-      </w:pPr>
-    </w:p>
-    <w:p>
-      <w:pPr>
-        <w:rPr>
-          <w:rFonts w:cstheme="minorHAnsi"/>
-          <w:sz w:val="20"/>
-          <w:szCs w:val="20"/>
-        </w:rPr>
-      </w:pPr>
-    </w:p>
-    <w:p>
-      <w:pPr>
-        <w:rPr>
-          <w:rFonts w:cstheme="minorHAnsi"/>
-          <w:sz w:val="20"/>
-          <w:szCs w:val="20"/>
-        </w:rPr>
-      </w:pPr>
-    </w:p>
-    <w:p>
-      <w:pPr>
-        <w:rPr>
-          <w:rFonts w:cstheme="minorHAnsi"/>
-          <w:sz w:val="20"/>
-          <w:szCs w:val="20"/>
-        </w:rPr>
-      </w:pPr>
-    </w:p>
-    <w:p>
-      <w:pPr>
-        <w:rPr>
-          <w:rFonts w:cstheme="minorHAnsi"/>
-          <w:sz w:val="20"/>
-          <w:szCs w:val="20"/>
-        </w:rPr>
-      </w:pPr>
-    </w:p>
     <w:p>
       <w:pPr>
         <w:rPr>
@@ -5831,7 +7916,6 @@
           <w:sz w:val="20"/>
           <w:szCs w:val="20"/>
         </w:rPr>
-        <w:lastRenderedPageBreak/>
         <w:t>Documentation and Git Usage - Learning Outcome 1 (</w:t>
       </w:r>
       <w:r>
@@ -6015,6 +8099,7 @@
                 <w:sz w:val="20"/>
                 <w:szCs w:val="20"/>
               </w:rPr>
+              <w:lastRenderedPageBreak/>
               <w:t>GitHub Issues and Repository Documentation (</w:t>
             </w:r>
             <w:r>
@@ -6123,23 +8208,33 @@
                 <w:sz w:val="20"/>
                 <w:szCs w:val="20"/>
               </w:rPr>
-              <w:t>Comprehensive README with all URLs to the applications on Vercel properly documented. Documentation is exceptionally well-</w:t>
-            </w:r>
-            <w:r>
-              <w:rPr>
-                <w:rFonts w:cstheme="minorHAnsi"/>
-                <w:sz w:val="20"/>
-                <w:szCs w:val="20"/>
-              </w:rPr>
-              <w:t>organised</w:t>
-            </w:r>
-            <w:r>
-              <w:rPr>
-                <w:rFonts w:cstheme="minorHAnsi"/>
-                <w:sz w:val="20"/>
-                <w:szCs w:val="20"/>
-              </w:rPr>
-              <w:t xml:space="preserve"> </w:t>
+              <w:t xml:space="preserve">Comprehensive README with all URLs to the applications on </w:t>
+            </w:r>
+            <w:proofErr w:type="spellStart"/>
+            <w:r>
+              <w:rPr>
+                <w:rFonts w:cstheme="minorHAnsi"/>
+                <w:sz w:val="20"/>
+                <w:szCs w:val="20"/>
+              </w:rPr>
+              <w:t>Vercel</w:t>
+            </w:r>
+            <w:proofErr w:type="spellEnd"/>
+            <w:r>
+              <w:rPr>
+                <w:rFonts w:cstheme="minorHAnsi"/>
+                <w:sz w:val="20"/>
+                <w:szCs w:val="20"/>
+              </w:rPr>
+              <w:t xml:space="preserve"> properly documented. Documentation is exceptionally well-</w:t>
+            </w:r>
+            <w:r>
+              <w:rPr>
+                <w:rFonts w:cstheme="minorHAnsi"/>
+                <w:sz w:val="20"/>
+                <w:szCs w:val="20"/>
+              </w:rPr>
+              <w:t xml:space="preserve">organised </w:t>
             </w:r>
             <w:r>
               <w:rPr>
@@ -6819,7 +8914,53 @@
                 <w:sz w:val="20"/>
                 <w:szCs w:val="20"/>
               </w:rPr>
-              <w:t>Perfect implementation of the specified .gitignore file from GitHub. No unnecessary files are tracked, and all appropriate files are ignored. Repository is free from any IDE configurations, node_modules, build artifacts, or environment files.</w:t>
+              <w:t xml:space="preserve">Perfect implementation of the </w:t>
+            </w:r>
+            <w:proofErr w:type="gramStart"/>
+            <w:r>
+              <w:rPr>
+                <w:rFonts w:cstheme="minorHAnsi"/>
+                <w:sz w:val="20"/>
+                <w:szCs w:val="20"/>
+              </w:rPr>
+              <w:t>specified .</w:t>
+            </w:r>
+            <w:proofErr w:type="spellStart"/>
+            <w:r>
+              <w:rPr>
+                <w:rFonts w:cstheme="minorHAnsi"/>
+                <w:sz w:val="20"/>
+                <w:szCs w:val="20"/>
+              </w:rPr>
+              <w:t>gitignore</w:t>
+            </w:r>
+            <w:proofErr w:type="spellEnd"/>
+            <w:proofErr w:type="gramEnd"/>
+            <w:r>
+              <w:rPr>
+                <w:rFonts w:cstheme="minorHAnsi"/>
+                <w:sz w:val="20"/>
+                <w:szCs w:val="20"/>
+              </w:rPr>
+              <w:t xml:space="preserve"> file from GitHub. No unnecessary files are tracked, and all appropriate files are ignored. Repository is free from any IDE configurations, </w:t>
+            </w:r>
+            <w:proofErr w:type="spellStart"/>
+            <w:r>
+              <w:rPr>
+                <w:rFonts w:cstheme="minorHAnsi"/>
+                <w:sz w:val="20"/>
+                <w:szCs w:val="20"/>
+              </w:rPr>
+              <w:t>node_modules</w:t>
+            </w:r>
+            <w:proofErr w:type="spellEnd"/>
+            <w:r>
+              <w:rPr>
+                <w:rFonts w:cstheme="minorHAnsi"/>
+                <w:sz w:val="20"/>
+                <w:szCs w:val="20"/>
+              </w:rPr>
+              <w:t>, build artifacts, or environment files.</w:t>
             </w:r>
           </w:p>
           <w:p>
@@ -6869,7 +9010,35 @@
                 <w:sz w:val="20"/>
                 <w:szCs w:val="20"/>
               </w:rPr>
-              <w:t>Good implementation of the specified .gitignore file with minor oversights. Few unnecessarily tracked files. Repository is generally clean from system or build files.</w:t>
+              <w:t xml:space="preserve">Good implementation of the </w:t>
+            </w:r>
+            <w:proofErr w:type="gramStart"/>
+            <w:r>
+              <w:rPr>
+                <w:rFonts w:cstheme="minorHAnsi"/>
+                <w:sz w:val="20"/>
+                <w:szCs w:val="20"/>
+              </w:rPr>
+              <w:t>specified .</w:t>
+            </w:r>
+            <w:proofErr w:type="spellStart"/>
+            <w:r>
+              <w:rPr>
+                <w:rFonts w:cstheme="minorHAnsi"/>
+                <w:sz w:val="20"/>
+                <w:szCs w:val="20"/>
+              </w:rPr>
+              <w:t>gitignore</w:t>
+            </w:r>
+            <w:proofErr w:type="spellEnd"/>
+            <w:proofErr w:type="gramEnd"/>
+            <w:r>
+              <w:rPr>
+                <w:rFonts w:cstheme="minorHAnsi"/>
+                <w:sz w:val="20"/>
+                <w:szCs w:val="20"/>
+              </w:rPr>
+              <w:t xml:space="preserve"> file with minor oversights. Few unnecessarily tracked files. Repository is generally clean from system or build files.</w:t>
             </w:r>
           </w:p>
           <w:p>
@@ -6917,7 +9086,35 @@
                 <w:sz w:val="20"/>
                 <w:szCs w:val="20"/>
               </w:rPr>
-              <w:t>Basic implementation of the specified .gitignore file with some significant oversights. Some unnecessary files are tracked. Repository contains some files that should be ignored.</w:t>
+              <w:t xml:space="preserve">Basic implementation of the </w:t>
+            </w:r>
+            <w:proofErr w:type="gramStart"/>
+            <w:r>
+              <w:rPr>
+                <w:rFonts w:cstheme="minorHAnsi"/>
+                <w:sz w:val="20"/>
+                <w:szCs w:val="20"/>
+              </w:rPr>
+              <w:t>specified .</w:t>
+            </w:r>
+            <w:proofErr w:type="spellStart"/>
+            <w:r>
+              <w:rPr>
+                <w:rFonts w:cstheme="minorHAnsi"/>
+                <w:sz w:val="20"/>
+                <w:szCs w:val="20"/>
+              </w:rPr>
+              <w:t>gitignore</w:t>
+            </w:r>
+            <w:proofErr w:type="spellEnd"/>
+            <w:proofErr w:type="gramEnd"/>
+            <w:r>
+              <w:rPr>
+                <w:rFonts w:cstheme="minorHAnsi"/>
+                <w:sz w:val="20"/>
+                <w:szCs w:val="20"/>
+              </w:rPr>
+              <w:t xml:space="preserve"> file with some significant oversights. Some unnecessary files are tracked. Repository contains some files that should be ignored.</w:t>
             </w:r>
           </w:p>
           <w:p>
@@ -6966,7 +9163,63 @@
                 <w:sz w:val="20"/>
                 <w:szCs w:val="20"/>
               </w:rPr>
-              <w:t>Poor implementation of the specified .gitignore file or no custom .gitignore used. Many unnecessary files are tracked. Repository is cluttered with system or build files.</w:t>
+              <w:t xml:space="preserve">Poor implementation of the </w:t>
+            </w:r>
+            <w:proofErr w:type="gramStart"/>
+            <w:r>
+              <w:rPr>
+                <w:rFonts w:cstheme="minorHAnsi"/>
+                <w:sz w:val="20"/>
+                <w:szCs w:val="20"/>
+              </w:rPr>
+              <w:t>specified .</w:t>
+            </w:r>
+            <w:proofErr w:type="spellStart"/>
+            <w:r>
+              <w:rPr>
+                <w:rFonts w:cstheme="minorHAnsi"/>
+                <w:sz w:val="20"/>
+                <w:szCs w:val="20"/>
+              </w:rPr>
+              <w:t>gitignore</w:t>
+            </w:r>
+            <w:proofErr w:type="spellEnd"/>
+            <w:proofErr w:type="gramEnd"/>
+            <w:r>
+              <w:rPr>
+                <w:rFonts w:cstheme="minorHAnsi"/>
+                <w:sz w:val="20"/>
+                <w:szCs w:val="20"/>
+              </w:rPr>
+              <w:t xml:space="preserve"> file or no </w:t>
+            </w:r>
+            <w:proofErr w:type="gramStart"/>
+            <w:r>
+              <w:rPr>
+                <w:rFonts w:cstheme="minorHAnsi"/>
+                <w:sz w:val="20"/>
+                <w:szCs w:val="20"/>
+              </w:rPr>
+              <w:t>custom .</w:t>
+            </w:r>
+            <w:proofErr w:type="spellStart"/>
+            <w:r>
+              <w:rPr>
+                <w:rFonts w:cstheme="minorHAnsi"/>
+                <w:sz w:val="20"/>
+                <w:szCs w:val="20"/>
+              </w:rPr>
+              <w:t>gitignore</w:t>
+            </w:r>
+            <w:proofErr w:type="spellEnd"/>
+            <w:proofErr w:type="gramEnd"/>
+            <w:r>
+              <w:rPr>
+                <w:rFonts w:cstheme="minorHAnsi"/>
+                <w:sz w:val="20"/>
+                <w:szCs w:val="20"/>
+              </w:rPr>
+              <w:t xml:space="preserve"> used. Many unnecessary files are tracked. Repository is cluttered with system or build files.</w:t>
             </w:r>
           </w:p>
           <w:p>
@@ -7698,6 +9951,7 @@
                 <w:szCs w:val="20"/>
               </w:rPr>
             </w:pPr>
+            <w:proofErr w:type="gramStart"/>
             <w:r>
               <w:rPr>
                 <w:rFonts w:asciiTheme="minorHAnsi" w:hAnsiTheme="minorHAnsi" w:cstheme="minorHAnsi"/>
@@ -7706,6 +9960,7 @@
               </w:rPr>
               <w:t>Final Result</w:t>
             </w:r>
+            <w:proofErr w:type="gramEnd"/>
           </w:p>
         </w:tc>
         <w:tc>
@@ -10782,6 +13037,7 @@
   <w:style w:type="character" w:default="1" w:styleId="DefaultParagraphFont">
     <w:name w:val="Default Paragraph Font"/>
     <w:uiPriority w:val="1"/>
+    <w:semiHidden/>
     <w:unhideWhenUsed/>
   </w:style>
   <w:style w:type="table" w:default="1" w:styleId="TableNormal">
